--- a/output/outputemb3.docx
+++ b/output/outputemb3.docx
@@ -25,7 +25,7 @@
         <w:rPr/>
       </w:pPr>
       <w:r>
-        <w:t>Объект строительства (наименование) – 1902(ПО-30-КО-ОП-ОП-1902) - Обустройство кустовых площадок №№ 8-бис, 17 Западно-Хоседаюского нефтяного месторождения ЦХП (блок №3) им. Д. Садецкого и увеличение пропускной способности нефтегазосборных трубопроводов.</w:t>
+        <w:t>Объект строительства (наименование) – «1902(ПО-30-КО-ОП-ОП-1902) - Обустройство кустовых площадок №№ 8-бис, 17 Западно-Хоседаюского нефтяного месторождения ЦХП (блок №3) им. Д. Садецкого и увеличение пропускной способности нефтегазосборных трубопроводов».</w:t>
       </w:r>
     </w:p>
     <w:p>
@@ -52,7 +52,7 @@
         <w:rPr/>
       </w:pPr>
       <w:r>
-        <w:t>Для проектирования рекомендуется принимать характеристики с опорной метеостанции Хоседа-Хард.</w:t>
+        <w:t>Для проектирования рекомендуется принимать характеристики с опорной метеостанции Хорей-Вер.</w:t>
       </w:r>
     </w:p>
     <w:p>
@@ -1320,7 +1320,7 @@
               <w:rPr/>
             </w:pPr>
             <w:r>
-              <w:t>-46,0</w:t>
+              <w:t>-37,0</w:t>
             </w:r>
           </w:p>
         </w:tc>
@@ -1342,7 +1342,7 @@
               <w:rPr/>
             </w:pPr>
             <w:r>
-              <w:t>-37,0</w:t>
+              <w:t>-27,4</w:t>
             </w:r>
           </w:p>
         </w:tc>
@@ -1364,7 +1364,7 @@
               <w:rPr/>
             </w:pPr>
             <w:r>
-              <w:t>-37,0</w:t>
+              <w:t>-7,3</w:t>
             </w:r>
           </w:p>
         </w:tc>
@@ -1386,7 +1386,7 @@
               <w:rPr/>
             </w:pPr>
             <w:r>
-              <w:t>-27,4</w:t>
+              <w:t>-5,4</w:t>
             </w:r>
           </w:p>
         </w:tc>
@@ -1408,7 +1408,7 @@
               <w:rPr/>
             </w:pPr>
             <w:r>
-              <w:t>-27,4</w:t>
+              <w:t>-10,6</w:t>
             </w:r>
           </w:p>
         </w:tc>
@@ -1430,7 +1430,7 @@
               <w:rPr/>
             </w:pPr>
             <w:r>
-              <w:t>-7,3</w:t>
+              <w:t>-32,6</w:t>
             </w:r>
           </w:p>
         </w:tc>
@@ -1452,7 +1452,7 @@
               <w:rPr/>
             </w:pPr>
             <w:r>
-              <w:t>-7,3</w:t>
+              <w:t>-40,6</w:t>
             </w:r>
           </w:p>
         </w:tc>
@@ -1474,7 +1474,7 @@
               <w:rPr/>
             </w:pPr>
             <w:r>
-              <w:t>-10,6</w:t>
+              <w:t>-45,0</w:t>
             </w:r>
           </w:p>
         </w:tc>
@@ -1496,7 +1496,7 @@
               <w:rPr/>
             </w:pPr>
             <w:r>
-              <w:t>-10,6</w:t>
+              <w:t>-48,4</w:t>
             </w:r>
           </w:p>
         </w:tc>
@@ -1519,7 +1519,7 @@
               <w:rPr/>
             </w:pPr>
             <w:r>
-              <w:t>-10,6</w:t>
+              <w:t>Нет данных</w:t>
             </w:r>
           </w:p>
         </w:tc>
@@ -2038,7 +2038,7 @@
               <w:rPr/>
             </w:pPr>
             <w:r>
-              <w:t>5,7</w:t>
+              <w:t>14,2</w:t>
             </w:r>
           </w:p>
         </w:tc>
@@ -2060,7 +2060,7 @@
               <w:rPr/>
             </w:pPr>
             <w:r>
-              <w:t>14,2</w:t>
+              <w:t>29,9</w:t>
             </w:r>
           </w:p>
         </w:tc>
@@ -2082,7 +2082,7 @@
               <w:rPr/>
             </w:pPr>
             <w:r>
-              <w:t>14,2</w:t>
+              <w:t>33,1</w:t>
             </w:r>
           </w:p>
         </w:tc>
@@ -2104,7 +2104,7 @@
               <w:rPr/>
             </w:pPr>
             <w:r>
-              <w:t>29,9</w:t>
+              <w:t>33,8</w:t>
             </w:r>
           </w:p>
         </w:tc>
@@ -2126,7 +2126,7 @@
               <w:rPr/>
             </w:pPr>
             <w:r>
-              <w:t>29,9</w:t>
+              <w:t>30,1</w:t>
             </w:r>
           </w:p>
         </w:tc>
@@ -2148,7 +2148,7 @@
               <w:rPr/>
             </w:pPr>
             <w:r>
-              <w:t>33,1</w:t>
+              <w:t>23,7</w:t>
             </w:r>
           </w:p>
         </w:tc>
@@ -2170,7 +2170,7 @@
               <w:rPr/>
             </w:pPr>
             <w:r>
-              <w:t>33,1</w:t>
+              <w:t>16,4</w:t>
             </w:r>
           </w:p>
         </w:tc>
@@ -2192,34 +2192,34 @@
               <w:rPr/>
             </w:pPr>
             <w:r>
+              <w:t>5,1</w:t>
+            </w:r>
+          </w:p>
+        </w:tc>
+        <w:tc>
+          <w:tcPr>
+            <w:tcW w:w="654" w:type="dxa"/>
+            <w:tcBorders>
+              <w:top w:val="single" w:sz="6" w:space="0" w:color="000000"/>
+              <w:start w:val="single" w:sz="6" w:space="0" w:color="000000"/>
+              <w:bottom w:val="single" w:sz="6" w:space="0" w:color="000000"/>
+              <w:end w:val="single" w:sz="6" w:space="0" w:color="000000"/>
+            </w:tcBorders>
+            <w:vAlign w:val="center"/>
+          </w:tcPr>
+          <w:p>
+            <w:pPr>
+              <w:pStyle w:val="Style35"/>
+              <w:spacing w:before="120" w:after="0"/>
+              <w:rPr/>
+            </w:pPr>
+            <w:r>
               <w:t>33,8</w:t>
             </w:r>
           </w:p>
         </w:tc>
         <w:tc>
           <w:tcPr>
-            <w:tcW w:w="654" w:type="dxa"/>
-            <w:tcBorders>
-              <w:top w:val="single" w:sz="6" w:space="0" w:color="000000"/>
-              <w:start w:val="single" w:sz="6" w:space="0" w:color="000000"/>
-              <w:bottom w:val="single" w:sz="6" w:space="0" w:color="000000"/>
-              <w:end w:val="single" w:sz="6" w:space="0" w:color="000000"/>
-            </w:tcBorders>
-            <w:vAlign w:val="center"/>
-          </w:tcPr>
-          <w:p>
-            <w:pPr>
-              <w:pStyle w:val="Style35"/>
-              <w:spacing w:before="120" w:after="0"/>
-              <w:rPr/>
-            </w:pPr>
-            <w:r>
-              <w:t>33,8</w:t>
-            </w:r>
-          </w:p>
-        </w:tc>
-        <w:tc>
-          <w:tcPr>
             <w:tcW w:w="655" w:type="dxa"/>
             <w:tcBorders>
               <w:top w:val="single" w:sz="6" w:space="0" w:color="000000"/>
@@ -2236,7 +2236,7 @@
               <w:rPr/>
             </w:pPr>
             <w:r>
-              <w:t>30,1</w:t>
+              <w:t>Нет данных</w:t>
             </w:r>
           </w:p>
         </w:tc>
@@ -2293,11 +2293,11 @@
       </w:tblPr>
       <w:tblGrid>
         <w:gridCol w:w="1215"/>
-        <w:gridCol w:w="1076"/>
-        <w:gridCol w:w="1111"/>
-        <w:gridCol w:w="1299"/>
+        <w:gridCol w:w="1075"/>
+        <w:gridCol w:w="1112"/>
+        <w:gridCol w:w="1298"/>
         <w:gridCol w:w="1675"/>
-        <w:gridCol w:w="1817"/>
+        <w:gridCol w:w="1818"/>
         <w:gridCol w:w="1984"/>
       </w:tblGrid>
       <w:tr>
@@ -2306,7 +2306,7 @@
         </w:trPr>
         <w:tc>
           <w:tcPr>
-            <w:tcW w:w="2291" w:type="dxa"/>
+            <w:tcW w:w="2290" w:type="dxa"/>
             <w:gridSpan w:val="2"/>
             <w:vMerge w:val="restart"/>
             <w:tcBorders>
@@ -2378,7 +2378,7 @@
         </w:tc>
         <w:tc>
           <w:tcPr>
-            <w:tcW w:w="3801" w:type="dxa"/>
+            <w:tcW w:w="3802" w:type="dxa"/>
             <w:gridSpan w:val="2"/>
             <w:tcBorders>
               <w:top w:val="single" w:sz="4" w:space="0" w:color="000000"/>
@@ -2407,7 +2407,7 @@
         </w:trPr>
         <w:tc>
           <w:tcPr>
-            <w:tcW w:w="2291" w:type="dxa"/>
+            <w:tcW w:w="2290" w:type="dxa"/>
             <w:gridSpan w:val="2"/>
             <w:vMerge w:val="continue"/>
             <w:tcBorders>
@@ -2476,7 +2476,7 @@
         </w:tc>
         <w:tc>
           <w:tcPr>
-            <w:tcW w:w="3801" w:type="dxa"/>
+            <w:tcW w:w="3802" w:type="dxa"/>
             <w:gridSpan w:val="2"/>
             <w:tcBorders>
               <w:top w:val="single" w:sz="4" w:space="0" w:color="000000"/>
@@ -2539,7 +2539,7 @@
         </w:tc>
         <w:tc>
           <w:tcPr>
-            <w:tcW w:w="1076" w:type="dxa"/>
+            <w:tcW w:w="1075" w:type="dxa"/>
             <w:tcBorders>
               <w:top w:val="single" w:sz="4" w:space="0" w:color="000000"/>
               <w:start w:val="single" w:sz="4" w:space="0" w:color="000000"/>
@@ -2563,7 +2563,7 @@
         </w:tc>
         <w:tc>
           <w:tcPr>
-            <w:tcW w:w="1111" w:type="dxa"/>
+            <w:tcW w:w="1112" w:type="dxa"/>
             <w:tcBorders>
               <w:top w:val="single" w:sz="4" w:space="0" w:color="000000"/>
               <w:start w:val="single" w:sz="4" w:space="0" w:color="000000"/>
@@ -2587,7 +2587,7 @@
         </w:tc>
         <w:tc>
           <w:tcPr>
-            <w:tcW w:w="1299" w:type="dxa"/>
+            <w:tcW w:w="1298" w:type="dxa"/>
             <w:tcBorders>
               <w:top w:val="single" w:sz="4" w:space="0" w:color="000000"/>
               <w:start w:val="single" w:sz="4" w:space="0" w:color="000000"/>
@@ -2628,13 +2628,13 @@
               <w:rPr/>
             </w:pPr>
             <w:r>
-              <w:t>227 суток</w:t>
-            </w:r>
-          </w:p>
-        </w:tc>
-        <w:tc>
-          <w:tcPr>
-            <w:tcW w:w="1817" w:type="dxa"/>
+              <w:t>227</w:t>
+            </w:r>
+          </w:p>
+        </w:tc>
+        <w:tc>
+          <w:tcPr>
+            <w:tcW w:w="1818" w:type="dxa"/>
             <w:tcBorders>
               <w:top w:val="single" w:sz="4" w:space="0" w:color="000000"/>
               <w:start w:val="single" w:sz="4" w:space="0" w:color="000000"/>
@@ -2716,7 +2716,7 @@
         </w:tc>
         <w:tc>
           <w:tcPr>
-            <w:tcW w:w="1076" w:type="dxa"/>
+            <w:tcW w:w="1075" w:type="dxa"/>
             <w:tcBorders>
               <w:top w:val="single" w:sz="4" w:space="0" w:color="000000"/>
               <w:start w:val="single" w:sz="4" w:space="0" w:color="000000"/>
@@ -2739,7 +2739,7 @@
         </w:tc>
         <w:tc>
           <w:tcPr>
-            <w:tcW w:w="1111" w:type="dxa"/>
+            <w:tcW w:w="1112" w:type="dxa"/>
             <w:tcBorders>
               <w:top w:val="single" w:sz="4" w:space="0" w:color="000000"/>
               <w:start w:val="single" w:sz="4" w:space="0" w:color="000000"/>
@@ -2762,7 +2762,7 @@
         </w:tc>
         <w:tc>
           <w:tcPr>
-            <w:tcW w:w="1299" w:type="dxa"/>
+            <w:tcW w:w="1298" w:type="dxa"/>
             <w:tcBorders>
               <w:top w:val="single" w:sz="4" w:space="0" w:color="000000"/>
               <w:start w:val="single" w:sz="4" w:space="0" w:color="000000"/>
@@ -2779,7 +2779,7 @@
               <w:rPr/>
             </w:pPr>
             <w:r>
-              <w:t>Нет данных</w:t>
+              <w:t>–57</w:t>
             </w:r>
           </w:p>
         </w:tc>
@@ -2811,7 +2811,7 @@
         </w:tc>
         <w:tc>
           <w:tcPr>
-            <w:tcW w:w="1817" w:type="dxa"/>
+            <w:tcW w:w="1818" w:type="dxa"/>
             <w:tcBorders>
               <w:top w:val="single" w:sz="4" w:space="0" w:color="000000"/>
               <w:start w:val="single" w:sz="4" w:space="0" w:color="000000"/>
@@ -2911,11 +2911,11 @@
         <w:tblLook w:noHBand="0" w:noVBand="1" w:firstColumn="1" w:lastRow="0" w:lastColumn="0" w:firstRow="1" w:val="04a0"/>
       </w:tblPr>
       <w:tblGrid>
-        <w:gridCol w:w="1212"/>
+        <w:gridCol w:w="1211"/>
         <w:gridCol w:w="1079"/>
         <w:gridCol w:w="1675"/>
         <w:gridCol w:w="2834"/>
-        <w:gridCol w:w="2697"/>
+        <w:gridCol w:w="2698"/>
       </w:tblGrid>
       <w:tr>
         <w:trPr>
@@ -2923,7 +2923,7 @@
         </w:trPr>
         <w:tc>
           <w:tcPr>
-            <w:tcW w:w="2291" w:type="dxa"/>
+            <w:tcW w:w="2290" w:type="dxa"/>
             <w:gridSpan w:val="2"/>
             <w:vMerge w:val="restart"/>
             <w:tcBorders>
@@ -2971,7 +2971,7 @@
         </w:tc>
         <w:tc>
           <w:tcPr>
-            <w:tcW w:w="5531" w:type="dxa"/>
+            <w:tcW w:w="5532" w:type="dxa"/>
             <w:gridSpan w:val="2"/>
             <w:tcBorders>
               <w:top w:val="single" w:sz="4" w:space="0" w:color="000000"/>
@@ -2999,7 +2999,7 @@
         </w:trPr>
         <w:tc>
           <w:tcPr>
-            <w:tcW w:w="2291" w:type="dxa"/>
+            <w:tcW w:w="2290" w:type="dxa"/>
             <w:gridSpan w:val="2"/>
             <w:vMerge w:val="continue"/>
             <w:tcBorders>
@@ -3045,7 +3045,7 @@
         </w:tc>
         <w:tc>
           <w:tcPr>
-            <w:tcW w:w="5531" w:type="dxa"/>
+            <w:tcW w:w="5532" w:type="dxa"/>
             <w:gridSpan w:val="2"/>
             <w:tcBorders>
               <w:top w:val="single" w:sz="4" w:space="0" w:color="000000"/>
@@ -3083,7 +3083,7 @@
         </w:trPr>
         <w:tc>
           <w:tcPr>
-            <w:tcW w:w="1212" w:type="dxa"/>
+            <w:tcW w:w="1211" w:type="dxa"/>
             <w:tcBorders>
               <w:top w:val="single" w:sz="4" w:space="0" w:color="000000"/>
               <w:start w:val="single" w:sz="4" w:space="0" w:color="000000"/>
@@ -3177,7 +3177,7 @@
         </w:tc>
         <w:tc>
           <w:tcPr>
-            <w:tcW w:w="2697" w:type="dxa"/>
+            <w:tcW w:w="2698" w:type="dxa"/>
             <w:tcBorders>
               <w:top w:val="single" w:sz="4" w:space="0" w:color="000000"/>
               <w:start w:val="single" w:sz="4" w:space="0" w:color="000000"/>
@@ -3211,7 +3211,7 @@
         </w:trPr>
         <w:tc>
           <w:tcPr>
-            <w:tcW w:w="1212" w:type="dxa"/>
+            <w:tcW w:w="1211" w:type="dxa"/>
             <w:tcBorders>
               <w:top w:val="single" w:sz="4" w:space="0" w:color="000000"/>
               <w:start w:val="single" w:sz="4" w:space="0" w:color="000000"/>
@@ -3228,30 +3228,30 @@
               <w:rPr/>
             </w:pPr>
             <w:r>
+              <w:t>33,8</w:t>
+            </w:r>
+          </w:p>
+        </w:tc>
+        <w:tc>
+          <w:tcPr>
+            <w:tcW w:w="1079" w:type="dxa"/>
+            <w:tcBorders>
+              <w:top w:val="single" w:sz="4" w:space="0" w:color="000000"/>
+              <w:start w:val="single" w:sz="4" w:space="0" w:color="000000"/>
+              <w:bottom w:val="single" w:sz="4" w:space="0" w:color="000000"/>
+              <w:end w:val="single" w:sz="4" w:space="0" w:color="000000"/>
+            </w:tcBorders>
+            <w:shd w:color="auto" w:fill="auto" w:val="clear"/>
+            <w:vAlign w:val="center"/>
+          </w:tcPr>
+          <w:p>
+            <w:pPr>
+              <w:pStyle w:val="Style35"/>
+              <w:spacing w:before="120" w:after="0"/>
+              <w:rPr/>
+            </w:pPr>
+            <w:r>
               <w:t>Нет данных</w:t>
-            </w:r>
-          </w:p>
-        </w:tc>
-        <w:tc>
-          <w:tcPr>
-            <w:tcW w:w="1079" w:type="dxa"/>
-            <w:tcBorders>
-              <w:top w:val="single" w:sz="4" w:space="0" w:color="000000"/>
-              <w:start w:val="single" w:sz="4" w:space="0" w:color="000000"/>
-              <w:bottom w:val="single" w:sz="4" w:space="0" w:color="000000"/>
-              <w:end w:val="single" w:sz="4" w:space="0" w:color="000000"/>
-            </w:tcBorders>
-            <w:shd w:color="auto" w:fill="auto" w:val="clear"/>
-            <w:vAlign w:val="center"/>
-          </w:tcPr>
-          <w:p>
-            <w:pPr>
-              <w:pStyle w:val="Style35"/>
-              <w:spacing w:before="120" w:after="0"/>
-              <w:rPr/>
-            </w:pPr>
-            <w:r>
-              <w:t>33,8</w:t>
             </w:r>
           </w:p>
         </w:tc>
@@ -3302,7 +3302,7 @@
         </w:tc>
         <w:tc>
           <w:tcPr>
-            <w:tcW w:w="2697" w:type="dxa"/>
+            <w:tcW w:w="2698" w:type="dxa"/>
             <w:tcBorders>
               <w:top w:val="single" w:sz="4" w:space="0" w:color="000000"/>
               <w:start w:val="single" w:sz="4" w:space="0" w:color="000000"/>
@@ -3415,8 +3415,8 @@
         <w:gridCol w:w="694"/>
         <w:gridCol w:w="692"/>
         <w:gridCol w:w="692"/>
-        <w:gridCol w:w="693"/>
-        <w:gridCol w:w="697"/>
+        <w:gridCol w:w="692"/>
+        <w:gridCol w:w="698"/>
         <w:gridCol w:w="662"/>
         <w:gridCol w:w="658"/>
         <w:gridCol w:w="686"/>
@@ -3610,7 +3610,7 @@
         </w:tc>
         <w:tc>
           <w:tcPr>
-            <w:tcW w:w="693" w:type="dxa"/>
+            <w:tcW w:w="692" w:type="dxa"/>
             <w:tcBorders>
               <w:top w:val="single" w:sz="4" w:space="0" w:color="000000"/>
               <w:start w:val="single" w:sz="4" w:space="0" w:color="000000"/>
@@ -3636,7 +3636,7 @@
         </w:tc>
         <w:tc>
           <w:tcPr>
-            <w:tcW w:w="697" w:type="dxa"/>
+            <w:tcW w:w="698" w:type="dxa"/>
             <w:tcBorders>
               <w:top w:val="single" w:sz="4" w:space="0" w:color="000000"/>
               <w:start w:val="single" w:sz="4" w:space="0" w:color="000000"/>
@@ -3925,7 +3925,7 @@
         </w:tc>
         <w:tc>
           <w:tcPr>
-            <w:tcW w:w="693" w:type="dxa"/>
+            <w:tcW w:w="692" w:type="dxa"/>
             <w:tcBorders>
               <w:top w:val="single" w:sz="4" w:space="0" w:color="000000"/>
               <w:start w:val="single" w:sz="4" w:space="0" w:color="000000"/>
@@ -3947,7 +3947,7 @@
         </w:tc>
         <w:tc>
           <w:tcPr>
-            <w:tcW w:w="697" w:type="dxa"/>
+            <w:tcW w:w="698" w:type="dxa"/>
             <w:tcBorders>
               <w:top w:val="single" w:sz="4" w:space="0" w:color="000000"/>
               <w:start w:val="single" w:sz="4" w:space="0" w:color="000000"/>
@@ -4093,8 +4093,8 @@
       </w:tblPr>
       <w:tblGrid>
         <w:gridCol w:w="6091"/>
-        <w:gridCol w:w="2297"/>
-        <w:gridCol w:w="963"/>
+        <w:gridCol w:w="2296"/>
+        <w:gridCol w:w="964"/>
       </w:tblGrid>
       <w:tr>
         <w:trPr>
@@ -4102,7 +4102,7 @@
         </w:trPr>
         <w:tc>
           <w:tcPr>
-            <w:tcW w:w="8388" w:type="dxa"/>
+            <w:tcW w:w="8387" w:type="dxa"/>
             <w:gridSpan w:val="2"/>
             <w:tcBorders/>
             <w:vAlign w:val="center"/>
@@ -4132,7 +4132,7 @@
         </w:tc>
         <w:tc>
           <w:tcPr>
-            <w:tcW w:w="963" w:type="dxa"/>
+            <w:tcW w:w="964" w:type="dxa"/>
             <w:tcBorders/>
             <w:vAlign w:val="center"/>
           </w:tcPr>
@@ -4160,7 +4160,7 @@
         </w:trPr>
         <w:tc>
           <w:tcPr>
-            <w:tcW w:w="8388" w:type="dxa"/>
+            <w:tcW w:w="8387" w:type="dxa"/>
             <w:gridSpan w:val="2"/>
             <w:tcBorders/>
             <w:vAlign w:val="center"/>
@@ -4190,7 +4190,7 @@
         </w:tc>
         <w:tc>
           <w:tcPr>
-            <w:tcW w:w="963" w:type="dxa"/>
+            <w:tcW w:w="964" w:type="dxa"/>
             <w:tcBorders/>
             <w:vAlign w:val="center"/>
           </w:tcPr>
@@ -4218,7 +4218,7 @@
         </w:trPr>
         <w:tc>
           <w:tcPr>
-            <w:tcW w:w="8388" w:type="dxa"/>
+            <w:tcW w:w="8387" w:type="dxa"/>
             <w:gridSpan w:val="2"/>
             <w:tcBorders/>
             <w:vAlign w:val="center"/>
@@ -4248,7 +4248,7 @@
         </w:tc>
         <w:tc>
           <w:tcPr>
-            <w:tcW w:w="963" w:type="dxa"/>
+            <w:tcW w:w="964" w:type="dxa"/>
             <w:tcBorders/>
             <w:vAlign w:val="center"/>
           </w:tcPr>
@@ -4276,7 +4276,7 @@
         </w:trPr>
         <w:tc>
           <w:tcPr>
-            <w:tcW w:w="8388" w:type="dxa"/>
+            <w:tcW w:w="8387" w:type="dxa"/>
             <w:gridSpan w:val="2"/>
             <w:tcBorders/>
             <w:vAlign w:val="center"/>
@@ -4306,7 +4306,7 @@
         </w:tc>
         <w:tc>
           <w:tcPr>
-            <w:tcW w:w="963" w:type="dxa"/>
+            <w:tcW w:w="964" w:type="dxa"/>
             <w:tcBorders/>
             <w:vAlign w:val="center"/>
           </w:tcPr>
@@ -4334,7 +4334,7 @@
         </w:trPr>
         <w:tc>
           <w:tcPr>
-            <w:tcW w:w="8388" w:type="dxa"/>
+            <w:tcW w:w="8387" w:type="dxa"/>
             <w:gridSpan w:val="2"/>
             <w:tcBorders/>
             <w:vAlign w:val="center"/>
@@ -4364,7 +4364,7 @@
         </w:tc>
         <w:tc>
           <w:tcPr>
-            <w:tcW w:w="963" w:type="dxa"/>
+            <w:tcW w:w="964" w:type="dxa"/>
             <w:tcBorders/>
             <w:vAlign w:val="center"/>
           </w:tcPr>
@@ -4392,7 +4392,7 @@
         </w:trPr>
         <w:tc>
           <w:tcPr>
-            <w:tcW w:w="8388" w:type="dxa"/>
+            <w:tcW w:w="8387" w:type="dxa"/>
             <w:gridSpan w:val="2"/>
             <w:tcBorders/>
             <w:vAlign w:val="center"/>
@@ -4422,7 +4422,7 @@
         </w:tc>
         <w:tc>
           <w:tcPr>
-            <w:tcW w:w="963" w:type="dxa"/>
+            <w:tcW w:w="964" w:type="dxa"/>
             <w:tcBorders/>
             <w:vAlign w:val="center"/>
           </w:tcPr>
@@ -4450,7 +4450,7 @@
         </w:trPr>
         <w:tc>
           <w:tcPr>
-            <w:tcW w:w="8388" w:type="dxa"/>
+            <w:tcW w:w="8387" w:type="dxa"/>
             <w:gridSpan w:val="2"/>
             <w:tcBorders/>
             <w:vAlign w:val="center"/>
@@ -4480,7 +4480,7 @@
         </w:tc>
         <w:tc>
           <w:tcPr>
-            <w:tcW w:w="963" w:type="dxa"/>
+            <w:tcW w:w="964" w:type="dxa"/>
             <w:tcBorders/>
             <w:vAlign w:val="center"/>
           </w:tcPr>
@@ -4538,7 +4538,7 @@
         </w:tc>
         <w:tc>
           <w:tcPr>
-            <w:tcW w:w="2297" w:type="dxa"/>
+            <w:tcW w:w="2296" w:type="dxa"/>
             <w:tcBorders/>
             <w:vAlign w:val="center"/>
           </w:tcPr>
@@ -4567,7 +4567,7 @@
         </w:tc>
         <w:tc>
           <w:tcPr>
-            <w:tcW w:w="963" w:type="dxa"/>
+            <w:tcW w:w="964" w:type="dxa"/>
             <w:tcBorders/>
             <w:vAlign w:val="center"/>
           </w:tcPr>
@@ -4584,7 +4584,7 @@
               </w:rPr>
             </w:pPr>
             <w:r>
-              <w:t>227 суток</w:t>
+              <w:t>227</w:t>
             </w:r>
           </w:p>
         </w:tc>
@@ -4624,7 +4624,7 @@
         </w:tc>
         <w:tc>
           <w:tcPr>
-            <w:tcW w:w="2297" w:type="dxa"/>
+            <w:tcW w:w="2296" w:type="dxa"/>
             <w:tcBorders/>
             <w:vAlign w:val="center"/>
           </w:tcPr>
@@ -4653,7 +4653,7 @@
         </w:tc>
         <w:tc>
           <w:tcPr>
-            <w:tcW w:w="963" w:type="dxa"/>
+            <w:tcW w:w="964" w:type="dxa"/>
             <w:tcBorders/>
             <w:vAlign w:val="center"/>
           </w:tcPr>
@@ -4722,7 +4722,7 @@
         </w:tc>
         <w:tc>
           <w:tcPr>
-            <w:tcW w:w="2297" w:type="dxa"/>
+            <w:tcW w:w="2296" w:type="dxa"/>
             <w:tcBorders/>
             <w:vAlign w:val="center"/>
           </w:tcPr>
@@ -4751,7 +4751,7 @@
         </w:tc>
         <w:tc>
           <w:tcPr>
-            <w:tcW w:w="963" w:type="dxa"/>
+            <w:tcW w:w="964" w:type="dxa"/>
             <w:tcBorders/>
             <w:vAlign w:val="center"/>
           </w:tcPr>
@@ -4808,7 +4808,7 @@
         </w:tc>
         <w:tc>
           <w:tcPr>
-            <w:tcW w:w="2297" w:type="dxa"/>
+            <w:tcW w:w="2296" w:type="dxa"/>
             <w:tcBorders/>
             <w:vAlign w:val="center"/>
           </w:tcPr>
@@ -4837,7 +4837,7 @@
         </w:tc>
         <w:tc>
           <w:tcPr>
-            <w:tcW w:w="963" w:type="dxa"/>
+            <w:tcW w:w="964" w:type="dxa"/>
             <w:tcBorders/>
             <w:vAlign w:val="center"/>
           </w:tcPr>
@@ -4895,7 +4895,7 @@
         </w:tc>
         <w:tc>
           <w:tcPr>
-            <w:tcW w:w="2297" w:type="dxa"/>
+            <w:tcW w:w="2296" w:type="dxa"/>
             <w:tcBorders/>
             <w:vAlign w:val="center"/>
           </w:tcPr>
@@ -4924,7 +4924,7 @@
         </w:tc>
         <w:tc>
           <w:tcPr>
-            <w:tcW w:w="963" w:type="dxa"/>
+            <w:tcW w:w="964" w:type="dxa"/>
             <w:tcBorders/>
             <w:vAlign w:val="center"/>
           </w:tcPr>
@@ -4981,7 +4981,7 @@
         </w:tc>
         <w:tc>
           <w:tcPr>
-            <w:tcW w:w="2297" w:type="dxa"/>
+            <w:tcW w:w="2296" w:type="dxa"/>
             <w:tcBorders/>
             <w:vAlign w:val="center"/>
           </w:tcPr>
@@ -5010,7 +5010,7 @@
         </w:tc>
         <w:tc>
           <w:tcPr>
-            <w:tcW w:w="963" w:type="dxa"/>
+            <w:tcW w:w="964" w:type="dxa"/>
             <w:tcBorders/>
             <w:vAlign w:val="center"/>
           </w:tcPr>
@@ -5040,7 +5040,7 @@
         <w:rPr/>
       </w:pPr>
       <w:r>
-        <w:t>Таблица 8 Расчетные характеристики температуры воздуха теплого периода года (метеостанция Хоседа-Хард)</w:t>
+        <w:t>Таблица 8 Расчетные характеристики температуры воздуха теплого периода года (метеостанция Хорей-Вер)</w:t>
       </w:r>
     </w:p>
     <w:tbl>
@@ -5059,8 +5059,8 @@
         <w:tblLook w:noHBand="0" w:noVBand="1" w:firstColumn="1" w:lastRow="0" w:lastColumn="0" w:firstRow="1" w:val="04a0"/>
       </w:tblPr>
       <w:tblGrid>
-        <w:gridCol w:w="8473"/>
-        <w:gridCol w:w="679"/>
+        <w:gridCol w:w="8472"/>
+        <w:gridCol w:w="680"/>
       </w:tblGrid>
       <w:tr>
         <w:trPr>
@@ -5068,7 +5068,7 @@
         </w:trPr>
         <w:tc>
           <w:tcPr>
-            <w:tcW w:w="8473" w:type="dxa"/>
+            <w:tcW w:w="8472" w:type="dxa"/>
             <w:tcBorders/>
           </w:tcPr>
           <w:p>
@@ -5096,7 +5096,7 @@
         </w:tc>
         <w:tc>
           <w:tcPr>
-            <w:tcW w:w="679" w:type="dxa"/>
+            <w:tcW w:w="680" w:type="dxa"/>
             <w:tcBorders/>
           </w:tcPr>
           <w:p>
@@ -5123,7 +5123,7 @@
         </w:trPr>
         <w:tc>
           <w:tcPr>
-            <w:tcW w:w="8473" w:type="dxa"/>
+            <w:tcW w:w="8472" w:type="dxa"/>
             <w:tcBorders/>
           </w:tcPr>
           <w:p>
@@ -5151,7 +5151,7 @@
         </w:tc>
         <w:tc>
           <w:tcPr>
-            <w:tcW w:w="679" w:type="dxa"/>
+            <w:tcW w:w="680" w:type="dxa"/>
             <w:tcBorders/>
           </w:tcPr>
           <w:p>
@@ -5178,7 +5178,7 @@
         </w:trPr>
         <w:tc>
           <w:tcPr>
-            <w:tcW w:w="8473" w:type="dxa"/>
+            <w:tcW w:w="8472" w:type="dxa"/>
             <w:tcBorders/>
           </w:tcPr>
           <w:p>
@@ -5206,7 +5206,7 @@
         </w:tc>
         <w:tc>
           <w:tcPr>
-            <w:tcW w:w="679" w:type="dxa"/>
+            <w:tcW w:w="680" w:type="dxa"/>
             <w:tcBorders/>
           </w:tcPr>
           <w:p>
@@ -5233,7 +5233,7 @@
         </w:trPr>
         <w:tc>
           <w:tcPr>
-            <w:tcW w:w="8473" w:type="dxa"/>
+            <w:tcW w:w="8472" w:type="dxa"/>
             <w:tcBorders/>
           </w:tcPr>
           <w:p>
@@ -5261,7 +5261,7 @@
         </w:tc>
         <w:tc>
           <w:tcPr>
-            <w:tcW w:w="679" w:type="dxa"/>
+            <w:tcW w:w="680" w:type="dxa"/>
             <w:tcBorders/>
           </w:tcPr>
           <w:p>
@@ -5288,7 +5288,7 @@
         </w:trPr>
         <w:tc>
           <w:tcPr>
-            <w:tcW w:w="8473" w:type="dxa"/>
+            <w:tcW w:w="8472" w:type="dxa"/>
             <w:tcBorders/>
           </w:tcPr>
           <w:p>
@@ -5316,7 +5316,7 @@
         </w:tc>
         <w:tc>
           <w:tcPr>
-            <w:tcW w:w="679" w:type="dxa"/>
+            <w:tcW w:w="680" w:type="dxa"/>
             <w:tcBorders/>
           </w:tcPr>
           <w:p>
@@ -5364,12 +5364,12 @@
       </w:tblPr>
       <w:tblGrid>
         <w:gridCol w:w="1217"/>
-        <w:gridCol w:w="604"/>
+        <w:gridCol w:w="603"/>
         <w:gridCol w:w="643"/>
         <w:gridCol w:w="639"/>
         <w:gridCol w:w="639"/>
         <w:gridCol w:w="638"/>
-        <w:gridCol w:w="639"/>
+        <w:gridCol w:w="640"/>
         <w:gridCol w:w="639"/>
         <w:gridCol w:w="639"/>
         <w:gridCol w:w="638"/>
@@ -5462,7 +5462,7 @@
         </w:tc>
         <w:tc>
           <w:tcPr>
-            <w:tcW w:w="604" w:type="dxa"/>
+            <w:tcW w:w="603" w:type="dxa"/>
             <w:tcBorders>
               <w:top w:val="single" w:sz="4" w:space="0" w:color="000000"/>
               <w:start w:val="single" w:sz="4" w:space="0" w:color="000000"/>
@@ -5577,7 +5577,7 @@
         </w:tc>
         <w:tc>
           <w:tcPr>
-            <w:tcW w:w="639" w:type="dxa"/>
+            <w:tcW w:w="640" w:type="dxa"/>
             <w:tcBorders>
               <w:top w:val="single" w:sz="4" w:space="0" w:color="000000"/>
               <w:start w:val="single" w:sz="4" w:space="0" w:color="000000"/>
@@ -5788,7 +5788,7 @@
         </w:tc>
         <w:tc>
           <w:tcPr>
-            <w:tcW w:w="604" w:type="dxa"/>
+            <w:tcW w:w="603" w:type="dxa"/>
             <w:tcBorders>
               <w:top w:val="single" w:sz="4" w:space="0" w:color="000000"/>
               <w:start w:val="single" w:sz="4" w:space="0" w:color="000000"/>
@@ -5893,7 +5893,7 @@
         </w:tc>
         <w:tc>
           <w:tcPr>
-            <w:tcW w:w="639" w:type="dxa"/>
+            <w:tcW w:w="640" w:type="dxa"/>
             <w:tcBorders>
               <w:top w:val="single" w:sz="4" w:space="0" w:color="000000"/>
               <w:start w:val="single" w:sz="4" w:space="0" w:color="000000"/>
@@ -6088,7 +6088,7 @@
         </w:tc>
         <w:tc>
           <w:tcPr>
-            <w:tcW w:w="604" w:type="dxa"/>
+            <w:tcW w:w="603" w:type="dxa"/>
             <w:tcBorders>
               <w:top w:val="single" w:sz="4" w:space="0" w:color="000000"/>
               <w:start w:val="single" w:sz="4" w:space="0" w:color="000000"/>
@@ -6193,7 +6193,7 @@
         </w:tc>
         <w:tc>
           <w:tcPr>
-            <w:tcW w:w="639" w:type="dxa"/>
+            <w:tcW w:w="640" w:type="dxa"/>
             <w:tcBorders>
               <w:top w:val="single" w:sz="4" w:space="0" w:color="000000"/>
               <w:start w:val="single" w:sz="4" w:space="0" w:color="000000"/>
@@ -6388,7 +6388,7 @@
         </w:tc>
         <w:tc>
           <w:tcPr>
-            <w:tcW w:w="604" w:type="dxa"/>
+            <w:tcW w:w="603" w:type="dxa"/>
             <w:tcBorders>
               <w:top w:val="single" w:sz="4" w:space="0" w:color="000000"/>
               <w:start w:val="single" w:sz="4" w:space="0" w:color="000000"/>
@@ -6493,7 +6493,7 @@
         </w:tc>
         <w:tc>
           <w:tcPr>
-            <w:tcW w:w="639" w:type="dxa"/>
+            <w:tcW w:w="640" w:type="dxa"/>
             <w:tcBorders>
               <w:top w:val="single" w:sz="4" w:space="0" w:color="000000"/>
               <w:start w:val="single" w:sz="4" w:space="0" w:color="000000"/>
@@ -6688,7 +6688,7 @@
         </w:tc>
         <w:tc>
           <w:tcPr>
-            <w:tcW w:w="604" w:type="dxa"/>
+            <w:tcW w:w="603" w:type="dxa"/>
             <w:tcBorders>
               <w:top w:val="single" w:sz="4" w:space="0" w:color="000000"/>
               <w:start w:val="single" w:sz="4" w:space="0" w:color="000000"/>
@@ -6793,7 +6793,7 @@
         </w:tc>
         <w:tc>
           <w:tcPr>
-            <w:tcW w:w="639" w:type="dxa"/>
+            <w:tcW w:w="640" w:type="dxa"/>
             <w:tcBorders>
               <w:top w:val="single" w:sz="4" w:space="0" w:color="000000"/>
               <w:start w:val="single" w:sz="4" w:space="0" w:color="000000"/>
@@ -6988,7 +6988,7 @@
         </w:tc>
         <w:tc>
           <w:tcPr>
-            <w:tcW w:w="604" w:type="dxa"/>
+            <w:tcW w:w="603" w:type="dxa"/>
             <w:tcBorders>
               <w:top w:val="single" w:sz="4" w:space="0" w:color="000000"/>
               <w:start w:val="single" w:sz="4" w:space="0" w:color="000000"/>
@@ -7093,7 +7093,7 @@
         </w:tc>
         <w:tc>
           <w:tcPr>
-            <w:tcW w:w="639" w:type="dxa"/>
+            <w:tcW w:w="640" w:type="dxa"/>
             <w:tcBorders>
               <w:top w:val="single" w:sz="4" w:space="0" w:color="000000"/>
               <w:start w:val="single" w:sz="4" w:space="0" w:color="000000"/>
@@ -7288,7 +7288,7 @@
         </w:tc>
         <w:tc>
           <w:tcPr>
-            <w:tcW w:w="604" w:type="dxa"/>
+            <w:tcW w:w="603" w:type="dxa"/>
             <w:tcBorders>
               <w:top w:val="single" w:sz="4" w:space="0" w:color="000000"/>
               <w:start w:val="single" w:sz="4" w:space="0" w:color="000000"/>
@@ -7393,7 +7393,7 @@
         </w:tc>
         <w:tc>
           <w:tcPr>
-            <w:tcW w:w="639" w:type="dxa"/>
+            <w:tcW w:w="640" w:type="dxa"/>
             <w:tcBorders>
               <w:top w:val="single" w:sz="4" w:space="0" w:color="000000"/>
               <w:start w:val="single" w:sz="4" w:space="0" w:color="000000"/>
@@ -7588,7 +7588,7 @@
         </w:tc>
         <w:tc>
           <w:tcPr>
-            <w:tcW w:w="604" w:type="dxa"/>
+            <w:tcW w:w="603" w:type="dxa"/>
             <w:tcBorders>
               <w:top w:val="single" w:sz="4" w:space="0" w:color="000000"/>
               <w:start w:val="single" w:sz="4" w:space="0" w:color="000000"/>
@@ -7693,7 +7693,7 @@
         </w:tc>
         <w:tc>
           <w:tcPr>
-            <w:tcW w:w="639" w:type="dxa"/>
+            <w:tcW w:w="640" w:type="dxa"/>
             <w:tcBorders>
               <w:top w:val="single" w:sz="4" w:space="0" w:color="000000"/>
               <w:start w:val="single" w:sz="4" w:space="0" w:color="000000"/>
@@ -7888,7 +7888,7 @@
         </w:tc>
         <w:tc>
           <w:tcPr>
-            <w:tcW w:w="604" w:type="dxa"/>
+            <w:tcW w:w="603" w:type="dxa"/>
             <w:tcBorders>
               <w:top w:val="single" w:sz="4" w:space="0" w:color="000000"/>
               <w:start w:val="single" w:sz="4" w:space="0" w:color="000000"/>
@@ -7993,7 +7993,7 @@
         </w:tc>
         <w:tc>
           <w:tcPr>
-            <w:tcW w:w="639" w:type="dxa"/>
+            <w:tcW w:w="640" w:type="dxa"/>
             <w:tcBorders>
               <w:top w:val="single" w:sz="4" w:space="0" w:color="000000"/>
               <w:start w:val="single" w:sz="4" w:space="0" w:color="000000"/>
@@ -8191,7 +8191,7 @@
         <w:rPr/>
       </w:pPr>
       <w:r>
-        <w:t>В среднем за год выпадает 446 мм осадков. Суточный максимум осадков 1 - ной обеспеченности равен 102 мм.</w:t>
+        <w:t>В среднем за год выпадает 446 мм осадков. Суточный максимум осадков 1 % - ной обеспеченности равен 102 мм.</w:t>
       </w:r>
     </w:p>
     <w:p>
@@ -9051,18 +9051,18 @@
       <w:tblGrid>
         <w:gridCol w:w="1842"/>
         <w:gridCol w:w="572"/>
-        <w:gridCol w:w="569"/>
+        <w:gridCol w:w="568"/>
+        <w:gridCol w:w="574"/>
         <w:gridCol w:w="573"/>
+        <w:gridCol w:w="568"/>
         <w:gridCol w:w="573"/>
-        <w:gridCol w:w="569"/>
-        <w:gridCol w:w="572"/>
         <w:gridCol w:w="575"/>
         <w:gridCol w:w="571"/>
         <w:gridCol w:w="569"/>
         <w:gridCol w:w="575"/>
         <w:gridCol w:w="572"/>
-        <w:gridCol w:w="568"/>
-        <w:gridCol w:w="575"/>
+        <w:gridCol w:w="567"/>
+        <w:gridCol w:w="576"/>
       </w:tblGrid>
       <w:tr>
         <w:trPr>
@@ -9116,6 +9116,174 @@
         </w:tc>
         <w:tc>
           <w:tcPr>
+            <w:tcW w:w="568" w:type="dxa"/>
+            <w:tcBorders>
+              <w:top w:val="single" w:sz="6" w:space="0" w:color="000000"/>
+              <w:start w:val="single" w:sz="6" w:space="0" w:color="000000"/>
+              <w:bottom w:val="single" w:sz="6" w:space="0" w:color="000000"/>
+              <w:end w:val="single" w:sz="6" w:space="0" w:color="000000"/>
+            </w:tcBorders>
+            <w:vAlign w:val="center"/>
+          </w:tcPr>
+          <w:p>
+            <w:pPr>
+              <w:pStyle w:val="Style25"/>
+              <w:rPr/>
+            </w:pPr>
+            <w:r>
+              <w:rPr>
+                <w:lang w:val="en-US"/>
+              </w:rPr>
+              <w:t>II</w:t>
+            </w:r>
+          </w:p>
+        </w:tc>
+        <w:tc>
+          <w:tcPr>
+            <w:tcW w:w="574" w:type="dxa"/>
+            <w:tcBorders>
+              <w:top w:val="single" w:sz="6" w:space="0" w:color="000000"/>
+              <w:start w:val="single" w:sz="6" w:space="0" w:color="000000"/>
+              <w:bottom w:val="single" w:sz="6" w:space="0" w:color="000000"/>
+              <w:end w:val="single" w:sz="6" w:space="0" w:color="000000"/>
+            </w:tcBorders>
+            <w:vAlign w:val="center"/>
+          </w:tcPr>
+          <w:p>
+            <w:pPr>
+              <w:pStyle w:val="Style25"/>
+              <w:rPr/>
+            </w:pPr>
+            <w:r>
+              <w:rPr>
+                <w:lang w:val="en-US"/>
+              </w:rPr>
+              <w:t>III</w:t>
+            </w:r>
+          </w:p>
+        </w:tc>
+        <w:tc>
+          <w:tcPr>
+            <w:tcW w:w="573" w:type="dxa"/>
+            <w:tcBorders>
+              <w:top w:val="single" w:sz="6" w:space="0" w:color="000000"/>
+              <w:start w:val="single" w:sz="6" w:space="0" w:color="000000"/>
+              <w:bottom w:val="single" w:sz="6" w:space="0" w:color="000000"/>
+              <w:end w:val="single" w:sz="6" w:space="0" w:color="000000"/>
+            </w:tcBorders>
+            <w:vAlign w:val="center"/>
+          </w:tcPr>
+          <w:p>
+            <w:pPr>
+              <w:pStyle w:val="Style25"/>
+              <w:rPr/>
+            </w:pPr>
+            <w:r>
+              <w:rPr>
+                <w:lang w:val="en-US"/>
+              </w:rPr>
+              <w:t>IV</w:t>
+            </w:r>
+          </w:p>
+        </w:tc>
+        <w:tc>
+          <w:tcPr>
+            <w:tcW w:w="568" w:type="dxa"/>
+            <w:tcBorders>
+              <w:top w:val="single" w:sz="6" w:space="0" w:color="000000"/>
+              <w:start w:val="single" w:sz="6" w:space="0" w:color="000000"/>
+              <w:bottom w:val="single" w:sz="6" w:space="0" w:color="000000"/>
+              <w:end w:val="single" w:sz="6" w:space="0" w:color="000000"/>
+            </w:tcBorders>
+            <w:vAlign w:val="center"/>
+          </w:tcPr>
+          <w:p>
+            <w:pPr>
+              <w:pStyle w:val="Style25"/>
+              <w:rPr/>
+            </w:pPr>
+            <w:r>
+              <w:rPr>
+                <w:lang w:val="en-US"/>
+              </w:rPr>
+              <w:t>V</w:t>
+            </w:r>
+          </w:p>
+        </w:tc>
+        <w:tc>
+          <w:tcPr>
+            <w:tcW w:w="573" w:type="dxa"/>
+            <w:tcBorders>
+              <w:top w:val="single" w:sz="6" w:space="0" w:color="000000"/>
+              <w:start w:val="single" w:sz="6" w:space="0" w:color="000000"/>
+              <w:bottom w:val="single" w:sz="6" w:space="0" w:color="000000"/>
+              <w:end w:val="single" w:sz="6" w:space="0" w:color="000000"/>
+            </w:tcBorders>
+            <w:vAlign w:val="center"/>
+          </w:tcPr>
+          <w:p>
+            <w:pPr>
+              <w:pStyle w:val="Style25"/>
+              <w:rPr/>
+            </w:pPr>
+            <w:r>
+              <w:rPr>
+                <w:lang w:val="en-US"/>
+              </w:rPr>
+              <w:t>VI</w:t>
+            </w:r>
+          </w:p>
+        </w:tc>
+        <w:tc>
+          <w:tcPr>
+            <w:tcW w:w="575" w:type="dxa"/>
+            <w:tcBorders>
+              <w:top w:val="single" w:sz="6" w:space="0" w:color="000000"/>
+              <w:start w:val="single" w:sz="6" w:space="0" w:color="000000"/>
+              <w:bottom w:val="single" w:sz="6" w:space="0" w:color="000000"/>
+              <w:end w:val="single" w:sz="6" w:space="0" w:color="000000"/>
+            </w:tcBorders>
+            <w:vAlign w:val="center"/>
+          </w:tcPr>
+          <w:p>
+            <w:pPr>
+              <w:pStyle w:val="Style25"/>
+              <w:rPr/>
+            </w:pPr>
+            <w:r>
+              <w:rPr>
+                <w:lang w:val="en-US"/>
+              </w:rPr>
+              <w:t>VII</w:t>
+            </w:r>
+          </w:p>
+        </w:tc>
+        <w:tc>
+          <w:tcPr>
+            <w:tcW w:w="571" w:type="dxa"/>
+            <w:tcBorders>
+              <w:top w:val="single" w:sz="6" w:space="0" w:color="000000"/>
+              <w:start w:val="single" w:sz="6" w:space="0" w:color="000000"/>
+              <w:bottom w:val="single" w:sz="6" w:space="0" w:color="000000"/>
+              <w:end w:val="single" w:sz="6" w:space="0" w:color="000000"/>
+            </w:tcBorders>
+            <w:vAlign w:val="center"/>
+          </w:tcPr>
+          <w:p>
+            <w:pPr>
+              <w:pStyle w:val="Style25"/>
+              <w:rPr/>
+            </w:pPr>
+            <w:r>
+              <w:rPr>
+                <w:lang w:val="en-US"/>
+              </w:rPr>
+              <w:t>VIII</w:t>
+            </w:r>
+          </w:p>
+        </w:tc>
+        <w:tc>
+          <w:tcPr>
             <w:tcW w:w="569" w:type="dxa"/>
             <w:tcBorders>
               <w:top w:val="single" w:sz="6" w:space="0" w:color="000000"/>
@@ -9134,13 +9302,13 @@
               <w:rPr>
                 <w:lang w:val="en-US"/>
               </w:rPr>
-              <w:t>II</w:t>
-            </w:r>
-          </w:p>
-        </w:tc>
-        <w:tc>
-          <w:tcPr>
-            <w:tcW w:w="573" w:type="dxa"/>
+              <w:t>IX</w:t>
+            </w:r>
+          </w:p>
+        </w:tc>
+        <w:tc>
+          <w:tcPr>
+            <w:tcW w:w="575" w:type="dxa"/>
             <w:tcBorders>
               <w:top w:val="single" w:sz="6" w:space="0" w:color="000000"/>
               <w:start w:val="single" w:sz="6" w:space="0" w:color="000000"/>
@@ -9158,13 +9326,13 @@
               <w:rPr>
                 <w:lang w:val="en-US"/>
               </w:rPr>
-              <w:t>III</w:t>
-            </w:r>
-          </w:p>
-        </w:tc>
-        <w:tc>
-          <w:tcPr>
-            <w:tcW w:w="573" w:type="dxa"/>
+              <w:t>X</w:t>
+            </w:r>
+          </w:p>
+        </w:tc>
+        <w:tc>
+          <w:tcPr>
+            <w:tcW w:w="572" w:type="dxa"/>
             <w:tcBorders>
               <w:top w:val="single" w:sz="6" w:space="0" w:color="000000"/>
               <w:start w:val="single" w:sz="6" w:space="0" w:color="000000"/>
@@ -9182,13 +9350,13 @@
               <w:rPr>
                 <w:lang w:val="en-US"/>
               </w:rPr>
-              <w:t>IV</w:t>
-            </w:r>
-          </w:p>
-        </w:tc>
-        <w:tc>
-          <w:tcPr>
-            <w:tcW w:w="569" w:type="dxa"/>
+              <w:t>XI</w:t>
+            </w:r>
+          </w:p>
+        </w:tc>
+        <w:tc>
+          <w:tcPr>
+            <w:tcW w:w="567" w:type="dxa"/>
             <w:tcBorders>
               <w:top w:val="single" w:sz="6" w:space="0" w:color="000000"/>
               <w:start w:val="single" w:sz="6" w:space="0" w:color="000000"/>
@@ -9206,181 +9374,13 @@
               <w:rPr>
                 <w:lang w:val="en-US"/>
               </w:rPr>
-              <w:t>V</w:t>
-            </w:r>
-          </w:p>
-        </w:tc>
-        <w:tc>
-          <w:tcPr>
-            <w:tcW w:w="572" w:type="dxa"/>
-            <w:tcBorders>
-              <w:top w:val="single" w:sz="6" w:space="0" w:color="000000"/>
-              <w:start w:val="single" w:sz="6" w:space="0" w:color="000000"/>
-              <w:bottom w:val="single" w:sz="6" w:space="0" w:color="000000"/>
-              <w:end w:val="single" w:sz="6" w:space="0" w:color="000000"/>
-            </w:tcBorders>
-            <w:vAlign w:val="center"/>
-          </w:tcPr>
-          <w:p>
-            <w:pPr>
-              <w:pStyle w:val="Style25"/>
-              <w:rPr/>
-            </w:pPr>
-            <w:r>
-              <w:rPr>
-                <w:lang w:val="en-US"/>
-              </w:rPr>
-              <w:t>VI</w:t>
-            </w:r>
-          </w:p>
-        </w:tc>
-        <w:tc>
-          <w:tcPr>
-            <w:tcW w:w="575" w:type="dxa"/>
-            <w:tcBorders>
-              <w:top w:val="single" w:sz="6" w:space="0" w:color="000000"/>
-              <w:start w:val="single" w:sz="6" w:space="0" w:color="000000"/>
-              <w:bottom w:val="single" w:sz="6" w:space="0" w:color="000000"/>
-              <w:end w:val="single" w:sz="6" w:space="0" w:color="000000"/>
-            </w:tcBorders>
-            <w:vAlign w:val="center"/>
-          </w:tcPr>
-          <w:p>
-            <w:pPr>
-              <w:pStyle w:val="Style25"/>
-              <w:rPr/>
-            </w:pPr>
-            <w:r>
-              <w:rPr>
-                <w:lang w:val="en-US"/>
-              </w:rPr>
-              <w:t>VII</w:t>
-            </w:r>
-          </w:p>
-        </w:tc>
-        <w:tc>
-          <w:tcPr>
-            <w:tcW w:w="571" w:type="dxa"/>
-            <w:tcBorders>
-              <w:top w:val="single" w:sz="6" w:space="0" w:color="000000"/>
-              <w:start w:val="single" w:sz="6" w:space="0" w:color="000000"/>
-              <w:bottom w:val="single" w:sz="6" w:space="0" w:color="000000"/>
-              <w:end w:val="single" w:sz="6" w:space="0" w:color="000000"/>
-            </w:tcBorders>
-            <w:vAlign w:val="center"/>
-          </w:tcPr>
-          <w:p>
-            <w:pPr>
-              <w:pStyle w:val="Style25"/>
-              <w:rPr/>
-            </w:pPr>
-            <w:r>
-              <w:rPr>
-                <w:lang w:val="en-US"/>
-              </w:rPr>
-              <w:t>VIII</w:t>
-            </w:r>
-          </w:p>
-        </w:tc>
-        <w:tc>
-          <w:tcPr>
-            <w:tcW w:w="569" w:type="dxa"/>
-            <w:tcBorders>
-              <w:top w:val="single" w:sz="6" w:space="0" w:color="000000"/>
-              <w:start w:val="single" w:sz="6" w:space="0" w:color="000000"/>
-              <w:bottom w:val="single" w:sz="6" w:space="0" w:color="000000"/>
-              <w:end w:val="single" w:sz="6" w:space="0" w:color="000000"/>
-            </w:tcBorders>
-            <w:vAlign w:val="center"/>
-          </w:tcPr>
-          <w:p>
-            <w:pPr>
-              <w:pStyle w:val="Style25"/>
-              <w:rPr/>
-            </w:pPr>
-            <w:r>
-              <w:rPr>
-                <w:lang w:val="en-US"/>
-              </w:rPr>
-              <w:t>IX</w:t>
-            </w:r>
-          </w:p>
-        </w:tc>
-        <w:tc>
-          <w:tcPr>
-            <w:tcW w:w="575" w:type="dxa"/>
-            <w:tcBorders>
-              <w:top w:val="single" w:sz="6" w:space="0" w:color="000000"/>
-              <w:start w:val="single" w:sz="6" w:space="0" w:color="000000"/>
-              <w:bottom w:val="single" w:sz="6" w:space="0" w:color="000000"/>
-              <w:end w:val="single" w:sz="6" w:space="0" w:color="000000"/>
-            </w:tcBorders>
-            <w:vAlign w:val="center"/>
-          </w:tcPr>
-          <w:p>
-            <w:pPr>
-              <w:pStyle w:val="Style25"/>
-              <w:rPr/>
-            </w:pPr>
-            <w:r>
-              <w:rPr>
-                <w:lang w:val="en-US"/>
-              </w:rPr>
-              <w:t>X</w:t>
-            </w:r>
-          </w:p>
-        </w:tc>
-        <w:tc>
-          <w:tcPr>
-            <w:tcW w:w="572" w:type="dxa"/>
-            <w:tcBorders>
-              <w:top w:val="single" w:sz="6" w:space="0" w:color="000000"/>
-              <w:start w:val="single" w:sz="6" w:space="0" w:color="000000"/>
-              <w:bottom w:val="single" w:sz="6" w:space="0" w:color="000000"/>
-              <w:end w:val="single" w:sz="6" w:space="0" w:color="000000"/>
-            </w:tcBorders>
-            <w:vAlign w:val="center"/>
-          </w:tcPr>
-          <w:p>
-            <w:pPr>
-              <w:pStyle w:val="Style25"/>
-              <w:rPr/>
-            </w:pPr>
-            <w:r>
-              <w:rPr>
-                <w:lang w:val="en-US"/>
-              </w:rPr>
-              <w:t>XI</w:t>
-            </w:r>
-          </w:p>
-        </w:tc>
-        <w:tc>
-          <w:tcPr>
-            <w:tcW w:w="568" w:type="dxa"/>
-            <w:tcBorders>
-              <w:top w:val="single" w:sz="6" w:space="0" w:color="000000"/>
-              <w:start w:val="single" w:sz="6" w:space="0" w:color="000000"/>
-              <w:bottom w:val="single" w:sz="6" w:space="0" w:color="000000"/>
-              <w:end w:val="single" w:sz="6" w:space="0" w:color="000000"/>
-            </w:tcBorders>
-            <w:vAlign w:val="center"/>
-          </w:tcPr>
-          <w:p>
-            <w:pPr>
-              <w:pStyle w:val="Style25"/>
-              <w:rPr/>
-            </w:pPr>
-            <w:r>
-              <w:rPr>
-                <w:lang w:val="en-US"/>
-              </w:rPr>
               <w:t>XII</w:t>
             </w:r>
           </w:p>
         </w:tc>
         <w:tc>
           <w:tcPr>
-            <w:tcW w:w="575" w:type="dxa"/>
+            <w:tcW w:w="576" w:type="dxa"/>
             <w:tcBorders>
               <w:top w:val="single" w:sz="6" w:space="0" w:color="000000"/>
               <w:start w:val="single" w:sz="6" w:space="0" w:color="000000"/>
@@ -9452,6 +9452,160 @@
         </w:tc>
         <w:tc>
           <w:tcPr>
+            <w:tcW w:w="568" w:type="dxa"/>
+            <w:tcBorders>
+              <w:top w:val="single" w:sz="6" w:space="0" w:color="000000"/>
+              <w:start w:val="single" w:sz="6" w:space="0" w:color="000000"/>
+              <w:bottom w:val="single" w:sz="6" w:space="0" w:color="000000"/>
+              <w:end w:val="single" w:sz="6" w:space="0" w:color="000000"/>
+            </w:tcBorders>
+            <w:vAlign w:val="center"/>
+          </w:tcPr>
+          <w:p>
+            <w:pPr>
+              <w:pStyle w:val="Style35"/>
+              <w:spacing w:before="120" w:after="0"/>
+              <w:rPr/>
+            </w:pPr>
+            <w:r>
+              <w:t>Нет данных</w:t>
+            </w:r>
+          </w:p>
+        </w:tc>
+        <w:tc>
+          <w:tcPr>
+            <w:tcW w:w="574" w:type="dxa"/>
+            <w:tcBorders>
+              <w:top w:val="single" w:sz="6" w:space="0" w:color="000000"/>
+              <w:start w:val="single" w:sz="6" w:space="0" w:color="000000"/>
+              <w:bottom w:val="single" w:sz="6" w:space="0" w:color="000000"/>
+              <w:end w:val="single" w:sz="6" w:space="0" w:color="000000"/>
+            </w:tcBorders>
+            <w:vAlign w:val="center"/>
+          </w:tcPr>
+          <w:p>
+            <w:pPr>
+              <w:pStyle w:val="Style35"/>
+              <w:spacing w:before="120" w:after="0"/>
+              <w:rPr/>
+            </w:pPr>
+            <w:r>
+              <w:t>Нет данных</w:t>
+            </w:r>
+          </w:p>
+        </w:tc>
+        <w:tc>
+          <w:tcPr>
+            <w:tcW w:w="573" w:type="dxa"/>
+            <w:tcBorders>
+              <w:top w:val="single" w:sz="6" w:space="0" w:color="000000"/>
+              <w:start w:val="single" w:sz="6" w:space="0" w:color="000000"/>
+              <w:bottom w:val="single" w:sz="6" w:space="0" w:color="000000"/>
+              <w:end w:val="single" w:sz="6" w:space="0" w:color="000000"/>
+            </w:tcBorders>
+            <w:vAlign w:val="center"/>
+          </w:tcPr>
+          <w:p>
+            <w:pPr>
+              <w:pStyle w:val="Style35"/>
+              <w:spacing w:before="120" w:after="0"/>
+              <w:rPr/>
+            </w:pPr>
+            <w:r>
+              <w:t>Нет данных</w:t>
+            </w:r>
+          </w:p>
+        </w:tc>
+        <w:tc>
+          <w:tcPr>
+            <w:tcW w:w="568" w:type="dxa"/>
+            <w:tcBorders>
+              <w:top w:val="single" w:sz="6" w:space="0" w:color="000000"/>
+              <w:start w:val="single" w:sz="6" w:space="0" w:color="000000"/>
+              <w:bottom w:val="single" w:sz="6" w:space="0" w:color="000000"/>
+              <w:end w:val="single" w:sz="6" w:space="0" w:color="000000"/>
+            </w:tcBorders>
+            <w:vAlign w:val="center"/>
+          </w:tcPr>
+          <w:p>
+            <w:pPr>
+              <w:pStyle w:val="Style35"/>
+              <w:spacing w:before="120" w:after="0"/>
+              <w:rPr/>
+            </w:pPr>
+            <w:r>
+              <w:t>Нет данных</w:t>
+            </w:r>
+          </w:p>
+        </w:tc>
+        <w:tc>
+          <w:tcPr>
+            <w:tcW w:w="573" w:type="dxa"/>
+            <w:tcBorders>
+              <w:top w:val="single" w:sz="6" w:space="0" w:color="000000"/>
+              <w:start w:val="single" w:sz="6" w:space="0" w:color="000000"/>
+              <w:bottom w:val="single" w:sz="6" w:space="0" w:color="000000"/>
+              <w:end w:val="single" w:sz="6" w:space="0" w:color="000000"/>
+            </w:tcBorders>
+            <w:vAlign w:val="center"/>
+          </w:tcPr>
+          <w:p>
+            <w:pPr>
+              <w:pStyle w:val="Style35"/>
+              <w:spacing w:before="120" w:after="0"/>
+              <w:rPr/>
+            </w:pPr>
+            <w:r>
+              <w:t>Нет данных</w:t>
+            </w:r>
+          </w:p>
+        </w:tc>
+        <w:tc>
+          <w:tcPr>
+            <w:tcW w:w="575" w:type="dxa"/>
+            <w:tcBorders>
+              <w:top w:val="single" w:sz="6" w:space="0" w:color="000000"/>
+              <w:start w:val="single" w:sz="6" w:space="0" w:color="000000"/>
+              <w:bottom w:val="single" w:sz="6" w:space="0" w:color="000000"/>
+              <w:end w:val="single" w:sz="6" w:space="0" w:color="000000"/>
+            </w:tcBorders>
+            <w:vAlign w:val="center"/>
+          </w:tcPr>
+          <w:p>
+            <w:pPr>
+              <w:pStyle w:val="Style35"/>
+              <w:spacing w:before="120" w:after="0"/>
+              <w:rPr/>
+            </w:pPr>
+            <w:r>
+              <w:t>Нет данных</w:t>
+            </w:r>
+          </w:p>
+        </w:tc>
+        <w:tc>
+          <w:tcPr>
+            <w:tcW w:w="571" w:type="dxa"/>
+            <w:tcBorders>
+              <w:top w:val="single" w:sz="6" w:space="0" w:color="000000"/>
+              <w:start w:val="single" w:sz="6" w:space="0" w:color="000000"/>
+              <w:bottom w:val="single" w:sz="6" w:space="0" w:color="000000"/>
+              <w:end w:val="single" w:sz="6" w:space="0" w:color="000000"/>
+            </w:tcBorders>
+            <w:vAlign w:val="center"/>
+          </w:tcPr>
+          <w:p>
+            <w:pPr>
+              <w:pStyle w:val="Style35"/>
+              <w:spacing w:before="120" w:after="0"/>
+              <w:rPr/>
+            </w:pPr>
+            <w:r>
+              <w:t>Нет данных</w:t>
+            </w:r>
+          </w:p>
+        </w:tc>
+        <w:tc>
+          <w:tcPr>
             <w:tcW w:w="569" w:type="dxa"/>
             <w:tcBorders>
               <w:top w:val="single" w:sz="6" w:space="0" w:color="000000"/>
@@ -9474,7 +9628,7 @@
         </w:tc>
         <w:tc>
           <w:tcPr>
-            <w:tcW w:w="573" w:type="dxa"/>
+            <w:tcW w:w="575" w:type="dxa"/>
             <w:tcBorders>
               <w:top w:val="single" w:sz="6" w:space="0" w:color="000000"/>
               <w:start w:val="single" w:sz="6" w:space="0" w:color="000000"/>
@@ -9496,7 +9650,7 @@
         </w:tc>
         <w:tc>
           <w:tcPr>
-            <w:tcW w:w="573" w:type="dxa"/>
+            <w:tcW w:w="572" w:type="dxa"/>
             <w:tcBorders>
               <w:top w:val="single" w:sz="6" w:space="0" w:color="000000"/>
               <w:start w:val="single" w:sz="6" w:space="0" w:color="000000"/>
@@ -9518,7 +9672,7 @@
         </w:tc>
         <w:tc>
           <w:tcPr>
-            <w:tcW w:w="569" w:type="dxa"/>
+            <w:tcW w:w="567" w:type="dxa"/>
             <w:tcBorders>
               <w:top w:val="single" w:sz="6" w:space="0" w:color="000000"/>
               <w:start w:val="single" w:sz="6" w:space="0" w:color="000000"/>
@@ -9540,161 +9694,7 @@
         </w:tc>
         <w:tc>
           <w:tcPr>
-            <w:tcW w:w="572" w:type="dxa"/>
-            <w:tcBorders>
-              <w:top w:val="single" w:sz="6" w:space="0" w:color="000000"/>
-              <w:start w:val="single" w:sz="6" w:space="0" w:color="000000"/>
-              <w:bottom w:val="single" w:sz="6" w:space="0" w:color="000000"/>
-              <w:end w:val="single" w:sz="6" w:space="0" w:color="000000"/>
-            </w:tcBorders>
-            <w:vAlign w:val="center"/>
-          </w:tcPr>
-          <w:p>
-            <w:pPr>
-              <w:pStyle w:val="Style35"/>
-              <w:spacing w:before="120" w:after="0"/>
-              <w:rPr/>
-            </w:pPr>
-            <w:r>
-              <w:t>Нет данных</w:t>
-            </w:r>
-          </w:p>
-        </w:tc>
-        <w:tc>
-          <w:tcPr>
-            <w:tcW w:w="575" w:type="dxa"/>
-            <w:tcBorders>
-              <w:top w:val="single" w:sz="6" w:space="0" w:color="000000"/>
-              <w:start w:val="single" w:sz="6" w:space="0" w:color="000000"/>
-              <w:bottom w:val="single" w:sz="6" w:space="0" w:color="000000"/>
-              <w:end w:val="single" w:sz="6" w:space="0" w:color="000000"/>
-            </w:tcBorders>
-            <w:vAlign w:val="center"/>
-          </w:tcPr>
-          <w:p>
-            <w:pPr>
-              <w:pStyle w:val="Style35"/>
-              <w:spacing w:before="120" w:after="0"/>
-              <w:rPr/>
-            </w:pPr>
-            <w:r>
-              <w:t>Нет данных</w:t>
-            </w:r>
-          </w:p>
-        </w:tc>
-        <w:tc>
-          <w:tcPr>
-            <w:tcW w:w="571" w:type="dxa"/>
-            <w:tcBorders>
-              <w:top w:val="single" w:sz="6" w:space="0" w:color="000000"/>
-              <w:start w:val="single" w:sz="6" w:space="0" w:color="000000"/>
-              <w:bottom w:val="single" w:sz="6" w:space="0" w:color="000000"/>
-              <w:end w:val="single" w:sz="6" w:space="0" w:color="000000"/>
-            </w:tcBorders>
-            <w:vAlign w:val="center"/>
-          </w:tcPr>
-          <w:p>
-            <w:pPr>
-              <w:pStyle w:val="Style35"/>
-              <w:spacing w:before="120" w:after="0"/>
-              <w:rPr/>
-            </w:pPr>
-            <w:r>
-              <w:t>Нет данных</w:t>
-            </w:r>
-          </w:p>
-        </w:tc>
-        <w:tc>
-          <w:tcPr>
-            <w:tcW w:w="569" w:type="dxa"/>
-            <w:tcBorders>
-              <w:top w:val="single" w:sz="6" w:space="0" w:color="000000"/>
-              <w:start w:val="single" w:sz="6" w:space="0" w:color="000000"/>
-              <w:bottom w:val="single" w:sz="6" w:space="0" w:color="000000"/>
-              <w:end w:val="single" w:sz="6" w:space="0" w:color="000000"/>
-            </w:tcBorders>
-            <w:vAlign w:val="center"/>
-          </w:tcPr>
-          <w:p>
-            <w:pPr>
-              <w:pStyle w:val="Style35"/>
-              <w:spacing w:before="120" w:after="0"/>
-              <w:rPr/>
-            </w:pPr>
-            <w:r>
-              <w:t>Нет данных</w:t>
-            </w:r>
-          </w:p>
-        </w:tc>
-        <w:tc>
-          <w:tcPr>
-            <w:tcW w:w="575" w:type="dxa"/>
-            <w:tcBorders>
-              <w:top w:val="single" w:sz="6" w:space="0" w:color="000000"/>
-              <w:start w:val="single" w:sz="6" w:space="0" w:color="000000"/>
-              <w:bottom w:val="single" w:sz="6" w:space="0" w:color="000000"/>
-              <w:end w:val="single" w:sz="6" w:space="0" w:color="000000"/>
-            </w:tcBorders>
-            <w:vAlign w:val="center"/>
-          </w:tcPr>
-          <w:p>
-            <w:pPr>
-              <w:pStyle w:val="Style35"/>
-              <w:spacing w:before="120" w:after="0"/>
-              <w:rPr/>
-            </w:pPr>
-            <w:r>
-              <w:t>Нет данных</w:t>
-            </w:r>
-          </w:p>
-        </w:tc>
-        <w:tc>
-          <w:tcPr>
-            <w:tcW w:w="572" w:type="dxa"/>
-            <w:tcBorders>
-              <w:top w:val="single" w:sz="6" w:space="0" w:color="000000"/>
-              <w:start w:val="single" w:sz="6" w:space="0" w:color="000000"/>
-              <w:bottom w:val="single" w:sz="6" w:space="0" w:color="000000"/>
-              <w:end w:val="single" w:sz="6" w:space="0" w:color="000000"/>
-            </w:tcBorders>
-            <w:vAlign w:val="center"/>
-          </w:tcPr>
-          <w:p>
-            <w:pPr>
-              <w:pStyle w:val="Style35"/>
-              <w:spacing w:before="120" w:after="0"/>
-              <w:rPr/>
-            </w:pPr>
-            <w:r>
-              <w:t>Нет данных</w:t>
-            </w:r>
-          </w:p>
-        </w:tc>
-        <w:tc>
-          <w:tcPr>
-            <w:tcW w:w="568" w:type="dxa"/>
-            <w:tcBorders>
-              <w:top w:val="single" w:sz="6" w:space="0" w:color="000000"/>
-              <w:start w:val="single" w:sz="6" w:space="0" w:color="000000"/>
-              <w:bottom w:val="single" w:sz="6" w:space="0" w:color="000000"/>
-              <w:end w:val="single" w:sz="6" w:space="0" w:color="000000"/>
-            </w:tcBorders>
-            <w:vAlign w:val="center"/>
-          </w:tcPr>
-          <w:p>
-            <w:pPr>
-              <w:pStyle w:val="Style35"/>
-              <w:spacing w:before="120" w:after="0"/>
-              <w:rPr/>
-            </w:pPr>
-            <w:r>
-              <w:t>Нет данных</w:t>
-            </w:r>
-          </w:p>
-        </w:tc>
-        <w:tc>
-          <w:tcPr>
-            <w:tcW w:w="575" w:type="dxa"/>
+            <w:tcW w:w="576" w:type="dxa"/>
             <w:tcBorders>
               <w:top w:val="single" w:sz="4" w:space="0" w:color="000000"/>
               <w:start w:val="single" w:sz="4" w:space="0" w:color="000000"/>
@@ -9766,6 +9766,160 @@
         </w:tc>
         <w:tc>
           <w:tcPr>
+            <w:tcW w:w="568" w:type="dxa"/>
+            <w:tcBorders>
+              <w:top w:val="single" w:sz="6" w:space="0" w:color="000000"/>
+              <w:start w:val="single" w:sz="6" w:space="0" w:color="000000"/>
+              <w:bottom w:val="single" w:sz="6" w:space="0" w:color="000000"/>
+              <w:end w:val="single" w:sz="6" w:space="0" w:color="000000"/>
+            </w:tcBorders>
+            <w:vAlign w:val="center"/>
+          </w:tcPr>
+          <w:p>
+            <w:pPr>
+              <w:pStyle w:val="Style35"/>
+              <w:spacing w:before="120" w:after="0"/>
+              <w:rPr/>
+            </w:pPr>
+            <w:r>
+              <w:t>Нет данных</w:t>
+            </w:r>
+          </w:p>
+        </w:tc>
+        <w:tc>
+          <w:tcPr>
+            <w:tcW w:w="574" w:type="dxa"/>
+            <w:tcBorders>
+              <w:top w:val="single" w:sz="6" w:space="0" w:color="000000"/>
+              <w:start w:val="single" w:sz="6" w:space="0" w:color="000000"/>
+              <w:bottom w:val="single" w:sz="6" w:space="0" w:color="000000"/>
+              <w:end w:val="single" w:sz="6" w:space="0" w:color="000000"/>
+            </w:tcBorders>
+            <w:vAlign w:val="center"/>
+          </w:tcPr>
+          <w:p>
+            <w:pPr>
+              <w:pStyle w:val="Style35"/>
+              <w:spacing w:before="120" w:after="0"/>
+              <w:rPr/>
+            </w:pPr>
+            <w:r>
+              <w:t>Нет данных</w:t>
+            </w:r>
+          </w:p>
+        </w:tc>
+        <w:tc>
+          <w:tcPr>
+            <w:tcW w:w="573" w:type="dxa"/>
+            <w:tcBorders>
+              <w:top w:val="single" w:sz="6" w:space="0" w:color="000000"/>
+              <w:start w:val="single" w:sz="6" w:space="0" w:color="000000"/>
+              <w:bottom w:val="single" w:sz="6" w:space="0" w:color="000000"/>
+              <w:end w:val="single" w:sz="6" w:space="0" w:color="000000"/>
+            </w:tcBorders>
+            <w:vAlign w:val="center"/>
+          </w:tcPr>
+          <w:p>
+            <w:pPr>
+              <w:pStyle w:val="Style35"/>
+              <w:spacing w:before="120" w:after="0"/>
+              <w:rPr/>
+            </w:pPr>
+            <w:r>
+              <w:t>Нет данных</w:t>
+            </w:r>
+          </w:p>
+        </w:tc>
+        <w:tc>
+          <w:tcPr>
+            <w:tcW w:w="568" w:type="dxa"/>
+            <w:tcBorders>
+              <w:top w:val="single" w:sz="6" w:space="0" w:color="000000"/>
+              <w:start w:val="single" w:sz="6" w:space="0" w:color="000000"/>
+              <w:bottom w:val="single" w:sz="6" w:space="0" w:color="000000"/>
+              <w:end w:val="single" w:sz="6" w:space="0" w:color="000000"/>
+            </w:tcBorders>
+            <w:vAlign w:val="center"/>
+          </w:tcPr>
+          <w:p>
+            <w:pPr>
+              <w:pStyle w:val="Style35"/>
+              <w:spacing w:before="120" w:after="0"/>
+              <w:rPr/>
+            </w:pPr>
+            <w:r>
+              <w:t>Нет данных</w:t>
+            </w:r>
+          </w:p>
+        </w:tc>
+        <w:tc>
+          <w:tcPr>
+            <w:tcW w:w="573" w:type="dxa"/>
+            <w:tcBorders>
+              <w:top w:val="single" w:sz="6" w:space="0" w:color="000000"/>
+              <w:start w:val="single" w:sz="6" w:space="0" w:color="000000"/>
+              <w:bottom w:val="single" w:sz="6" w:space="0" w:color="000000"/>
+              <w:end w:val="single" w:sz="6" w:space="0" w:color="000000"/>
+            </w:tcBorders>
+            <w:vAlign w:val="center"/>
+          </w:tcPr>
+          <w:p>
+            <w:pPr>
+              <w:pStyle w:val="Style35"/>
+              <w:spacing w:before="120" w:after="0"/>
+              <w:rPr/>
+            </w:pPr>
+            <w:r>
+              <w:t>Нет данных</w:t>
+            </w:r>
+          </w:p>
+        </w:tc>
+        <w:tc>
+          <w:tcPr>
+            <w:tcW w:w="575" w:type="dxa"/>
+            <w:tcBorders>
+              <w:top w:val="single" w:sz="6" w:space="0" w:color="000000"/>
+              <w:start w:val="single" w:sz="6" w:space="0" w:color="000000"/>
+              <w:bottom w:val="single" w:sz="6" w:space="0" w:color="000000"/>
+              <w:end w:val="single" w:sz="6" w:space="0" w:color="000000"/>
+            </w:tcBorders>
+            <w:vAlign w:val="center"/>
+          </w:tcPr>
+          <w:p>
+            <w:pPr>
+              <w:pStyle w:val="Style35"/>
+              <w:spacing w:before="120" w:after="0"/>
+              <w:rPr/>
+            </w:pPr>
+            <w:r>
+              <w:t>Нет данных</w:t>
+            </w:r>
+          </w:p>
+        </w:tc>
+        <w:tc>
+          <w:tcPr>
+            <w:tcW w:w="571" w:type="dxa"/>
+            <w:tcBorders>
+              <w:top w:val="single" w:sz="6" w:space="0" w:color="000000"/>
+              <w:start w:val="single" w:sz="6" w:space="0" w:color="000000"/>
+              <w:bottom w:val="single" w:sz="6" w:space="0" w:color="000000"/>
+              <w:end w:val="single" w:sz="6" w:space="0" w:color="000000"/>
+            </w:tcBorders>
+            <w:vAlign w:val="center"/>
+          </w:tcPr>
+          <w:p>
+            <w:pPr>
+              <w:pStyle w:val="Style35"/>
+              <w:spacing w:before="120" w:after="0"/>
+              <w:rPr/>
+            </w:pPr>
+            <w:r>
+              <w:t>Нет данных</w:t>
+            </w:r>
+          </w:p>
+        </w:tc>
+        <w:tc>
+          <w:tcPr>
             <w:tcW w:w="569" w:type="dxa"/>
             <w:tcBorders>
               <w:top w:val="single" w:sz="6" w:space="0" w:color="000000"/>
@@ -9788,7 +9942,7 @@
         </w:tc>
         <w:tc>
           <w:tcPr>
-            <w:tcW w:w="573" w:type="dxa"/>
+            <w:tcW w:w="575" w:type="dxa"/>
             <w:tcBorders>
               <w:top w:val="single" w:sz="6" w:space="0" w:color="000000"/>
               <w:start w:val="single" w:sz="6" w:space="0" w:color="000000"/>
@@ -9810,7 +9964,7 @@
         </w:tc>
         <w:tc>
           <w:tcPr>
-            <w:tcW w:w="573" w:type="dxa"/>
+            <w:tcW w:w="572" w:type="dxa"/>
             <w:tcBorders>
               <w:top w:val="single" w:sz="6" w:space="0" w:color="000000"/>
               <w:start w:val="single" w:sz="6" w:space="0" w:color="000000"/>
@@ -9832,7 +9986,7 @@
         </w:tc>
         <w:tc>
           <w:tcPr>
-            <w:tcW w:w="569" w:type="dxa"/>
+            <w:tcW w:w="567" w:type="dxa"/>
             <w:tcBorders>
               <w:top w:val="single" w:sz="6" w:space="0" w:color="000000"/>
               <w:start w:val="single" w:sz="6" w:space="0" w:color="000000"/>
@@ -9854,161 +10008,7 @@
         </w:tc>
         <w:tc>
           <w:tcPr>
-            <w:tcW w:w="572" w:type="dxa"/>
-            <w:tcBorders>
-              <w:top w:val="single" w:sz="6" w:space="0" w:color="000000"/>
-              <w:start w:val="single" w:sz="6" w:space="0" w:color="000000"/>
-              <w:bottom w:val="single" w:sz="6" w:space="0" w:color="000000"/>
-              <w:end w:val="single" w:sz="6" w:space="0" w:color="000000"/>
-            </w:tcBorders>
-            <w:vAlign w:val="center"/>
-          </w:tcPr>
-          <w:p>
-            <w:pPr>
-              <w:pStyle w:val="Style35"/>
-              <w:spacing w:before="120" w:after="0"/>
-              <w:rPr/>
-            </w:pPr>
-            <w:r>
-              <w:t>Нет данных</w:t>
-            </w:r>
-          </w:p>
-        </w:tc>
-        <w:tc>
-          <w:tcPr>
-            <w:tcW w:w="575" w:type="dxa"/>
-            <w:tcBorders>
-              <w:top w:val="single" w:sz="6" w:space="0" w:color="000000"/>
-              <w:start w:val="single" w:sz="6" w:space="0" w:color="000000"/>
-              <w:bottom w:val="single" w:sz="6" w:space="0" w:color="000000"/>
-              <w:end w:val="single" w:sz="6" w:space="0" w:color="000000"/>
-            </w:tcBorders>
-            <w:vAlign w:val="center"/>
-          </w:tcPr>
-          <w:p>
-            <w:pPr>
-              <w:pStyle w:val="Style35"/>
-              <w:spacing w:before="120" w:after="0"/>
-              <w:rPr/>
-            </w:pPr>
-            <w:r>
-              <w:t>Нет данных</w:t>
-            </w:r>
-          </w:p>
-        </w:tc>
-        <w:tc>
-          <w:tcPr>
-            <w:tcW w:w="571" w:type="dxa"/>
-            <w:tcBorders>
-              <w:top w:val="single" w:sz="6" w:space="0" w:color="000000"/>
-              <w:start w:val="single" w:sz="6" w:space="0" w:color="000000"/>
-              <w:bottom w:val="single" w:sz="6" w:space="0" w:color="000000"/>
-              <w:end w:val="single" w:sz="6" w:space="0" w:color="000000"/>
-            </w:tcBorders>
-            <w:vAlign w:val="center"/>
-          </w:tcPr>
-          <w:p>
-            <w:pPr>
-              <w:pStyle w:val="Style35"/>
-              <w:spacing w:before="120" w:after="0"/>
-              <w:rPr/>
-            </w:pPr>
-            <w:r>
-              <w:t>Нет данных</w:t>
-            </w:r>
-          </w:p>
-        </w:tc>
-        <w:tc>
-          <w:tcPr>
-            <w:tcW w:w="569" w:type="dxa"/>
-            <w:tcBorders>
-              <w:top w:val="single" w:sz="6" w:space="0" w:color="000000"/>
-              <w:start w:val="single" w:sz="6" w:space="0" w:color="000000"/>
-              <w:bottom w:val="single" w:sz="6" w:space="0" w:color="000000"/>
-              <w:end w:val="single" w:sz="6" w:space="0" w:color="000000"/>
-            </w:tcBorders>
-            <w:vAlign w:val="center"/>
-          </w:tcPr>
-          <w:p>
-            <w:pPr>
-              <w:pStyle w:val="Style35"/>
-              <w:spacing w:before="120" w:after="0"/>
-              <w:rPr/>
-            </w:pPr>
-            <w:r>
-              <w:t>Нет данных</w:t>
-            </w:r>
-          </w:p>
-        </w:tc>
-        <w:tc>
-          <w:tcPr>
-            <w:tcW w:w="575" w:type="dxa"/>
-            <w:tcBorders>
-              <w:top w:val="single" w:sz="6" w:space="0" w:color="000000"/>
-              <w:start w:val="single" w:sz="6" w:space="0" w:color="000000"/>
-              <w:bottom w:val="single" w:sz="6" w:space="0" w:color="000000"/>
-              <w:end w:val="single" w:sz="6" w:space="0" w:color="000000"/>
-            </w:tcBorders>
-            <w:vAlign w:val="center"/>
-          </w:tcPr>
-          <w:p>
-            <w:pPr>
-              <w:pStyle w:val="Style35"/>
-              <w:spacing w:before="120" w:after="0"/>
-              <w:rPr/>
-            </w:pPr>
-            <w:r>
-              <w:t>Нет данных</w:t>
-            </w:r>
-          </w:p>
-        </w:tc>
-        <w:tc>
-          <w:tcPr>
-            <w:tcW w:w="572" w:type="dxa"/>
-            <w:tcBorders>
-              <w:top w:val="single" w:sz="6" w:space="0" w:color="000000"/>
-              <w:start w:val="single" w:sz="6" w:space="0" w:color="000000"/>
-              <w:bottom w:val="single" w:sz="6" w:space="0" w:color="000000"/>
-              <w:end w:val="single" w:sz="6" w:space="0" w:color="000000"/>
-            </w:tcBorders>
-            <w:vAlign w:val="center"/>
-          </w:tcPr>
-          <w:p>
-            <w:pPr>
-              <w:pStyle w:val="Style35"/>
-              <w:spacing w:before="120" w:after="0"/>
-              <w:rPr/>
-            </w:pPr>
-            <w:r>
-              <w:t>Нет данных</w:t>
-            </w:r>
-          </w:p>
-        </w:tc>
-        <w:tc>
-          <w:tcPr>
-            <w:tcW w:w="568" w:type="dxa"/>
-            <w:tcBorders>
-              <w:top w:val="single" w:sz="6" w:space="0" w:color="000000"/>
-              <w:start w:val="single" w:sz="6" w:space="0" w:color="000000"/>
-              <w:bottom w:val="single" w:sz="6" w:space="0" w:color="000000"/>
-              <w:end w:val="single" w:sz="6" w:space="0" w:color="000000"/>
-            </w:tcBorders>
-            <w:vAlign w:val="center"/>
-          </w:tcPr>
-          <w:p>
-            <w:pPr>
-              <w:pStyle w:val="Style35"/>
-              <w:spacing w:before="120" w:after="0"/>
-              <w:rPr/>
-            </w:pPr>
-            <w:r>
-              <w:t>Нет данных</w:t>
-            </w:r>
-          </w:p>
-        </w:tc>
-        <w:tc>
-          <w:tcPr>
-            <w:tcW w:w="575" w:type="dxa"/>
+            <w:tcW w:w="576" w:type="dxa"/>
             <w:tcBorders>
               <w:top w:val="single" w:sz="4" w:space="0" w:color="000000"/>
               <w:start w:val="single" w:sz="4" w:space="0" w:color="000000"/>
@@ -10081,8 +10081,8 @@
       </w:tblPr>
       <w:tblGrid>
         <w:gridCol w:w="980"/>
-        <w:gridCol w:w="992"/>
-        <w:gridCol w:w="854"/>
+        <w:gridCol w:w="991"/>
+        <w:gridCol w:w="855"/>
         <w:gridCol w:w="850"/>
         <w:gridCol w:w="848"/>
         <w:gridCol w:w="853"/>
@@ -10146,7 +10146,7 @@
         </w:tc>
         <w:tc>
           <w:tcPr>
-            <w:tcW w:w="992" w:type="dxa"/>
+            <w:tcW w:w="991" w:type="dxa"/>
             <w:tcBorders>
               <w:top w:val="single" w:sz="4" w:space="0" w:color="000000"/>
               <w:start w:val="single" w:sz="4" w:space="0" w:color="000000"/>
@@ -10170,7 +10170,7 @@
         </w:tc>
         <w:tc>
           <w:tcPr>
-            <w:tcW w:w="854" w:type="dxa"/>
+            <w:tcW w:w="855" w:type="dxa"/>
             <w:tcBorders>
               <w:top w:val="single" w:sz="4" w:space="0" w:color="000000"/>
               <w:start w:val="single" w:sz="4" w:space="0" w:color="000000"/>
@@ -10294,7 +10294,7 @@
         </w:tc>
         <w:tc>
           <w:tcPr>
-            <w:tcW w:w="992" w:type="dxa"/>
+            <w:tcW w:w="991" w:type="dxa"/>
             <w:tcBorders>
               <w:top w:val="single" w:sz="4" w:space="0" w:color="000000"/>
               <w:start w:val="single" w:sz="4" w:space="0" w:color="000000"/>
@@ -10317,7 +10317,7 @@
         </w:tc>
         <w:tc>
           <w:tcPr>
-            <w:tcW w:w="854" w:type="dxa"/>
+            <w:tcW w:w="855" w:type="dxa"/>
             <w:tcBorders>
               <w:top w:val="single" w:sz="4" w:space="0" w:color="000000"/>
               <w:start w:val="single" w:sz="4" w:space="0" w:color="000000"/>
@@ -10493,30 +10493,30 @@
       <w:tblGrid>
         <w:gridCol w:w="337"/>
         <w:gridCol w:w="337"/>
-        <w:gridCol w:w="334"/>
-        <w:gridCol w:w="338"/>
+        <w:gridCol w:w="333"/>
+        <w:gridCol w:w="339"/>
         <w:gridCol w:w="371"/>
         <w:gridCol w:w="370"/>
         <w:gridCol w:w="368"/>
         <w:gridCol w:w="370"/>
-        <w:gridCol w:w="365"/>
-        <w:gridCol w:w="369"/>
+        <w:gridCol w:w="364"/>
+        <w:gridCol w:w="370"/>
         <w:gridCol w:w="371"/>
         <w:gridCol w:w="369"/>
         <w:gridCol w:w="368"/>
         <w:gridCol w:w="370"/>
-        <w:gridCol w:w="365"/>
-        <w:gridCol w:w="369"/>
+        <w:gridCol w:w="364"/>
+        <w:gridCol w:w="370"/>
         <w:gridCol w:w="372"/>
         <w:gridCol w:w="368"/>
         <w:gridCol w:w="368"/>
-        <w:gridCol w:w="367"/>
+        <w:gridCol w:w="366"/>
         <w:gridCol w:w="368"/>
-        <w:gridCol w:w="370"/>
+        <w:gridCol w:w="371"/>
         <w:gridCol w:w="369"/>
         <w:gridCol w:w="368"/>
-        <w:gridCol w:w="333"/>
-        <w:gridCol w:w="339"/>
+        <w:gridCol w:w="332"/>
+        <w:gridCol w:w="340"/>
       </w:tblGrid>
       <w:tr>
         <w:trPr>
@@ -10690,7 +10690,7 @@
         </w:tc>
         <w:tc>
           <w:tcPr>
-            <w:tcW w:w="1103" w:type="dxa"/>
+            <w:tcW w:w="1102" w:type="dxa"/>
             <w:gridSpan w:val="3"/>
             <w:tcBorders>
               <w:top w:val="single" w:sz="4" w:space="0" w:color="000000"/>
@@ -10718,7 +10718,7 @@
         </w:tc>
         <w:tc>
           <w:tcPr>
-            <w:tcW w:w="1107" w:type="dxa"/>
+            <w:tcW w:w="1108" w:type="dxa"/>
             <w:gridSpan w:val="3"/>
             <w:tcBorders>
               <w:top w:val="single" w:sz="4" w:space="0" w:color="000000"/>
@@ -10828,7 +10828,7 @@
         </w:tc>
         <w:tc>
           <w:tcPr>
-            <w:tcW w:w="334" w:type="dxa"/>
+            <w:tcW w:w="333" w:type="dxa"/>
             <w:tcBorders>
               <w:top w:val="single" w:sz="4" w:space="0" w:color="000000"/>
               <w:start w:val="single" w:sz="4" w:space="0" w:color="000000"/>
@@ -10856,7 +10856,7 @@
         </w:tc>
         <w:tc>
           <w:tcPr>
-            <w:tcW w:w="338" w:type="dxa"/>
+            <w:tcW w:w="339" w:type="dxa"/>
             <w:tcBorders>
               <w:top w:val="single" w:sz="4" w:space="0" w:color="000000"/>
               <w:start w:val="single" w:sz="4" w:space="0" w:color="000000"/>
@@ -10996,7 +10996,7 @@
         </w:tc>
         <w:tc>
           <w:tcPr>
-            <w:tcW w:w="365" w:type="dxa"/>
+            <w:tcW w:w="364" w:type="dxa"/>
             <w:tcBorders>
               <w:top w:val="single" w:sz="4" w:space="0" w:color="000000"/>
               <w:start w:val="single" w:sz="4" w:space="0" w:color="000000"/>
@@ -11024,6 +11024,62 @@
         </w:tc>
         <w:tc>
           <w:tcPr>
+            <w:tcW w:w="370" w:type="dxa"/>
+            <w:tcBorders>
+              <w:top w:val="single" w:sz="4" w:space="0" w:color="000000"/>
+              <w:start w:val="single" w:sz="4" w:space="0" w:color="000000"/>
+              <w:bottom w:val="single" w:sz="4" w:space="0" w:color="000000"/>
+              <w:end w:val="single" w:sz="4" w:space="0" w:color="000000"/>
+            </w:tcBorders>
+            <w:shd w:color="auto" w:fill="auto" w:val="clear"/>
+            <w:vAlign w:val="center"/>
+          </w:tcPr>
+          <w:p>
+            <w:pPr>
+              <w:pStyle w:val="Style35"/>
+              <w:spacing w:before="120" w:after="0"/>
+              <w:rPr>
+                <w:lang w:val="en-US"/>
+              </w:rPr>
+            </w:pPr>
+            <w:r>
+              <w:rPr>
+                <w:lang w:val="en-US"/>
+              </w:rPr>
+              <w:t>2</w:t>
+            </w:r>
+          </w:p>
+        </w:tc>
+        <w:tc>
+          <w:tcPr>
+            <w:tcW w:w="371" w:type="dxa"/>
+            <w:tcBorders>
+              <w:top w:val="single" w:sz="4" w:space="0" w:color="000000"/>
+              <w:start w:val="single" w:sz="4" w:space="0" w:color="000000"/>
+              <w:bottom w:val="single" w:sz="4" w:space="0" w:color="000000"/>
+              <w:end w:val="single" w:sz="4" w:space="0" w:color="000000"/>
+            </w:tcBorders>
+            <w:shd w:color="auto" w:fill="auto" w:val="clear"/>
+            <w:vAlign w:val="center"/>
+          </w:tcPr>
+          <w:p>
+            <w:pPr>
+              <w:pStyle w:val="Style35"/>
+              <w:spacing w:before="120" w:after="0"/>
+              <w:rPr>
+                <w:lang w:val="en-US"/>
+              </w:rPr>
+            </w:pPr>
+            <w:r>
+              <w:rPr>
+                <w:lang w:val="en-US"/>
+              </w:rPr>
+              <w:t>3</w:t>
+            </w:r>
+          </w:p>
+        </w:tc>
+        <w:tc>
+          <w:tcPr>
             <w:tcW w:w="369" w:type="dxa"/>
             <w:tcBorders>
               <w:top w:val="single" w:sz="4" w:space="0" w:color="000000"/>
@@ -11046,12 +11102,264 @@
               <w:rPr>
                 <w:lang w:val="en-US"/>
               </w:rPr>
+              <w:t>1</w:t>
+            </w:r>
+          </w:p>
+        </w:tc>
+        <w:tc>
+          <w:tcPr>
+            <w:tcW w:w="368" w:type="dxa"/>
+            <w:tcBorders>
+              <w:top w:val="single" w:sz="4" w:space="0" w:color="000000"/>
+              <w:start w:val="single" w:sz="4" w:space="0" w:color="000000"/>
+              <w:bottom w:val="single" w:sz="4" w:space="0" w:color="000000"/>
+              <w:end w:val="single" w:sz="4" w:space="0" w:color="000000"/>
+            </w:tcBorders>
+            <w:shd w:color="auto" w:fill="auto" w:val="clear"/>
+            <w:vAlign w:val="center"/>
+          </w:tcPr>
+          <w:p>
+            <w:pPr>
+              <w:pStyle w:val="Style35"/>
+              <w:spacing w:before="120" w:after="0"/>
+              <w:rPr>
+                <w:lang w:val="en-US"/>
+              </w:rPr>
+            </w:pPr>
+            <w:r>
+              <w:rPr>
+                <w:lang w:val="en-US"/>
+              </w:rPr>
               <w:t>2</w:t>
             </w:r>
           </w:p>
         </w:tc>
         <w:tc>
           <w:tcPr>
+            <w:tcW w:w="370" w:type="dxa"/>
+            <w:tcBorders>
+              <w:top w:val="single" w:sz="4" w:space="0" w:color="000000"/>
+              <w:start w:val="single" w:sz="4" w:space="0" w:color="000000"/>
+              <w:bottom w:val="single" w:sz="4" w:space="0" w:color="000000"/>
+              <w:end w:val="single" w:sz="4" w:space="0" w:color="000000"/>
+            </w:tcBorders>
+            <w:shd w:color="auto" w:fill="auto" w:val="clear"/>
+            <w:vAlign w:val="center"/>
+          </w:tcPr>
+          <w:p>
+            <w:pPr>
+              <w:pStyle w:val="Style35"/>
+              <w:spacing w:before="120" w:after="0"/>
+              <w:rPr>
+                <w:lang w:val="en-US"/>
+              </w:rPr>
+            </w:pPr>
+            <w:r>
+              <w:rPr>
+                <w:lang w:val="en-US"/>
+              </w:rPr>
+              <w:t>3</w:t>
+            </w:r>
+          </w:p>
+        </w:tc>
+        <w:tc>
+          <w:tcPr>
+            <w:tcW w:w="364" w:type="dxa"/>
+            <w:tcBorders>
+              <w:top w:val="single" w:sz="4" w:space="0" w:color="000000"/>
+              <w:start w:val="single" w:sz="4" w:space="0" w:color="000000"/>
+              <w:bottom w:val="single" w:sz="4" w:space="0" w:color="000000"/>
+              <w:end w:val="single" w:sz="4" w:space="0" w:color="000000"/>
+            </w:tcBorders>
+            <w:shd w:color="auto" w:fill="auto" w:val="clear"/>
+            <w:vAlign w:val="center"/>
+          </w:tcPr>
+          <w:p>
+            <w:pPr>
+              <w:pStyle w:val="Style35"/>
+              <w:spacing w:before="120" w:after="0"/>
+              <w:rPr>
+                <w:lang w:val="en-US"/>
+              </w:rPr>
+            </w:pPr>
+            <w:r>
+              <w:rPr>
+                <w:lang w:val="en-US"/>
+              </w:rPr>
+              <w:t>1</w:t>
+            </w:r>
+          </w:p>
+        </w:tc>
+        <w:tc>
+          <w:tcPr>
+            <w:tcW w:w="370" w:type="dxa"/>
+            <w:tcBorders>
+              <w:top w:val="single" w:sz="4" w:space="0" w:color="000000"/>
+              <w:start w:val="single" w:sz="4" w:space="0" w:color="000000"/>
+              <w:bottom w:val="single" w:sz="4" w:space="0" w:color="000000"/>
+              <w:end w:val="single" w:sz="4" w:space="0" w:color="000000"/>
+            </w:tcBorders>
+            <w:shd w:color="auto" w:fill="auto" w:val="clear"/>
+            <w:vAlign w:val="center"/>
+          </w:tcPr>
+          <w:p>
+            <w:pPr>
+              <w:pStyle w:val="Style35"/>
+              <w:spacing w:before="120" w:after="0"/>
+              <w:rPr>
+                <w:lang w:val="en-US"/>
+              </w:rPr>
+            </w:pPr>
+            <w:r>
+              <w:rPr>
+                <w:lang w:val="en-US"/>
+              </w:rPr>
+              <w:t>2</w:t>
+            </w:r>
+          </w:p>
+        </w:tc>
+        <w:tc>
+          <w:tcPr>
+            <w:tcW w:w="372" w:type="dxa"/>
+            <w:tcBorders>
+              <w:top w:val="single" w:sz="4" w:space="0" w:color="000000"/>
+              <w:start w:val="single" w:sz="4" w:space="0" w:color="000000"/>
+              <w:bottom w:val="single" w:sz="4" w:space="0" w:color="000000"/>
+              <w:end w:val="single" w:sz="4" w:space="0" w:color="000000"/>
+            </w:tcBorders>
+            <w:shd w:color="auto" w:fill="auto" w:val="clear"/>
+            <w:vAlign w:val="center"/>
+          </w:tcPr>
+          <w:p>
+            <w:pPr>
+              <w:pStyle w:val="Style35"/>
+              <w:spacing w:before="120" w:after="0"/>
+              <w:rPr>
+                <w:lang w:val="en-US"/>
+              </w:rPr>
+            </w:pPr>
+            <w:r>
+              <w:rPr>
+                <w:lang w:val="en-US"/>
+              </w:rPr>
+              <w:t>3</w:t>
+            </w:r>
+          </w:p>
+        </w:tc>
+        <w:tc>
+          <w:tcPr>
+            <w:tcW w:w="368" w:type="dxa"/>
+            <w:tcBorders>
+              <w:top w:val="single" w:sz="4" w:space="0" w:color="000000"/>
+              <w:start w:val="single" w:sz="4" w:space="0" w:color="000000"/>
+              <w:bottom w:val="single" w:sz="4" w:space="0" w:color="000000"/>
+              <w:end w:val="single" w:sz="4" w:space="0" w:color="000000"/>
+            </w:tcBorders>
+            <w:shd w:color="auto" w:fill="auto" w:val="clear"/>
+            <w:vAlign w:val="center"/>
+          </w:tcPr>
+          <w:p>
+            <w:pPr>
+              <w:pStyle w:val="Style35"/>
+              <w:spacing w:before="120" w:after="0"/>
+              <w:rPr>
+                <w:lang w:val="en-US"/>
+              </w:rPr>
+            </w:pPr>
+            <w:r>
+              <w:rPr>
+                <w:lang w:val="en-US"/>
+              </w:rPr>
+              <w:t>1</w:t>
+            </w:r>
+          </w:p>
+        </w:tc>
+        <w:tc>
+          <w:tcPr>
+            <w:tcW w:w="368" w:type="dxa"/>
+            <w:tcBorders>
+              <w:top w:val="single" w:sz="4" w:space="0" w:color="000000"/>
+              <w:start w:val="single" w:sz="4" w:space="0" w:color="000000"/>
+              <w:bottom w:val="single" w:sz="4" w:space="0" w:color="000000"/>
+              <w:end w:val="single" w:sz="4" w:space="0" w:color="000000"/>
+            </w:tcBorders>
+            <w:shd w:color="auto" w:fill="auto" w:val="clear"/>
+            <w:vAlign w:val="center"/>
+          </w:tcPr>
+          <w:p>
+            <w:pPr>
+              <w:pStyle w:val="Style35"/>
+              <w:spacing w:before="120" w:after="0"/>
+              <w:rPr>
+                <w:lang w:val="en-US"/>
+              </w:rPr>
+            </w:pPr>
+            <w:r>
+              <w:rPr>
+                <w:lang w:val="en-US"/>
+              </w:rPr>
+              <w:t>2</w:t>
+            </w:r>
+          </w:p>
+        </w:tc>
+        <w:tc>
+          <w:tcPr>
+            <w:tcW w:w="366" w:type="dxa"/>
+            <w:tcBorders>
+              <w:top w:val="single" w:sz="4" w:space="0" w:color="000000"/>
+              <w:start w:val="single" w:sz="4" w:space="0" w:color="000000"/>
+              <w:bottom w:val="single" w:sz="4" w:space="0" w:color="000000"/>
+              <w:end w:val="single" w:sz="4" w:space="0" w:color="000000"/>
+            </w:tcBorders>
+            <w:shd w:color="auto" w:fill="auto" w:val="clear"/>
+            <w:vAlign w:val="center"/>
+          </w:tcPr>
+          <w:p>
+            <w:pPr>
+              <w:pStyle w:val="Style35"/>
+              <w:spacing w:before="120" w:after="0"/>
+              <w:rPr>
+                <w:lang w:val="en-US"/>
+              </w:rPr>
+            </w:pPr>
+            <w:r>
+              <w:rPr>
+                <w:lang w:val="en-US"/>
+              </w:rPr>
+              <w:t>3</w:t>
+            </w:r>
+          </w:p>
+        </w:tc>
+        <w:tc>
+          <w:tcPr>
+            <w:tcW w:w="368" w:type="dxa"/>
+            <w:tcBorders>
+              <w:top w:val="single" w:sz="4" w:space="0" w:color="000000"/>
+              <w:start w:val="single" w:sz="4" w:space="0" w:color="000000"/>
+              <w:bottom w:val="single" w:sz="4" w:space="0" w:color="000000"/>
+              <w:end w:val="single" w:sz="4" w:space="0" w:color="000000"/>
+            </w:tcBorders>
+            <w:shd w:color="auto" w:fill="auto" w:val="clear"/>
+            <w:vAlign w:val="center"/>
+          </w:tcPr>
+          <w:p>
+            <w:pPr>
+              <w:pStyle w:val="Style35"/>
+              <w:spacing w:before="120" w:after="0"/>
+              <w:rPr>
+                <w:lang w:val="en-US"/>
+              </w:rPr>
+            </w:pPr>
+            <w:r>
+              <w:rPr>
+                <w:lang w:val="en-US"/>
+              </w:rPr>
+              <w:t>1</w:t>
+            </w:r>
+          </w:p>
+        </w:tc>
+        <w:tc>
+          <w:tcPr>
             <w:tcW w:w="371" w:type="dxa"/>
             <w:tcBorders>
               <w:top w:val="single" w:sz="4" w:space="0" w:color="000000"/>
@@ -11074,13 +11382,41 @@
               <w:rPr>
                 <w:lang w:val="en-US"/>
               </w:rPr>
+              <w:t>2</w:t>
+            </w:r>
+          </w:p>
+        </w:tc>
+        <w:tc>
+          <w:tcPr>
+            <w:tcW w:w="369" w:type="dxa"/>
+            <w:tcBorders>
+              <w:top w:val="single" w:sz="4" w:space="0" w:color="000000"/>
+              <w:start w:val="single" w:sz="4" w:space="0" w:color="000000"/>
+              <w:bottom w:val="single" w:sz="4" w:space="0" w:color="000000"/>
+              <w:end w:val="single" w:sz="4" w:space="0" w:color="000000"/>
+            </w:tcBorders>
+            <w:shd w:color="auto" w:fill="auto" w:val="clear"/>
+            <w:vAlign w:val="center"/>
+          </w:tcPr>
+          <w:p>
+            <w:pPr>
+              <w:pStyle w:val="Style35"/>
+              <w:spacing w:before="120" w:after="0"/>
+              <w:rPr>
+                <w:lang w:val="en-US"/>
+              </w:rPr>
+            </w:pPr>
+            <w:r>
+              <w:rPr>
+                <w:lang w:val="en-US"/>
+              </w:rPr>
               <w:t>3</w:t>
             </w:r>
           </w:p>
         </w:tc>
         <w:tc>
           <w:tcPr>
-            <w:tcW w:w="369" w:type="dxa"/>
+            <w:tcW w:w="368" w:type="dxa"/>
             <w:tcBorders>
               <w:top w:val="single" w:sz="4" w:space="0" w:color="000000"/>
               <w:start w:val="single" w:sz="4" w:space="0" w:color="000000"/>
@@ -11108,7 +11444,7 @@
         </w:tc>
         <w:tc>
           <w:tcPr>
-            <w:tcW w:w="368" w:type="dxa"/>
+            <w:tcW w:w="332" w:type="dxa"/>
             <w:tcBorders>
               <w:top w:val="single" w:sz="4" w:space="0" w:color="000000"/>
               <w:start w:val="single" w:sz="4" w:space="0" w:color="000000"/>
@@ -11136,343 +11472,7 @@
         </w:tc>
         <w:tc>
           <w:tcPr>
-            <w:tcW w:w="370" w:type="dxa"/>
-            <w:tcBorders>
-              <w:top w:val="single" w:sz="4" w:space="0" w:color="000000"/>
-              <w:start w:val="single" w:sz="4" w:space="0" w:color="000000"/>
-              <w:bottom w:val="single" w:sz="4" w:space="0" w:color="000000"/>
-              <w:end w:val="single" w:sz="4" w:space="0" w:color="000000"/>
-            </w:tcBorders>
-            <w:shd w:color="auto" w:fill="auto" w:val="clear"/>
-            <w:vAlign w:val="center"/>
-          </w:tcPr>
-          <w:p>
-            <w:pPr>
-              <w:pStyle w:val="Style35"/>
-              <w:spacing w:before="120" w:after="0"/>
-              <w:rPr>
-                <w:lang w:val="en-US"/>
-              </w:rPr>
-            </w:pPr>
-            <w:r>
-              <w:rPr>
-                <w:lang w:val="en-US"/>
-              </w:rPr>
-              <w:t>3</w:t>
-            </w:r>
-          </w:p>
-        </w:tc>
-        <w:tc>
-          <w:tcPr>
-            <w:tcW w:w="365" w:type="dxa"/>
-            <w:tcBorders>
-              <w:top w:val="single" w:sz="4" w:space="0" w:color="000000"/>
-              <w:start w:val="single" w:sz="4" w:space="0" w:color="000000"/>
-              <w:bottom w:val="single" w:sz="4" w:space="0" w:color="000000"/>
-              <w:end w:val="single" w:sz="4" w:space="0" w:color="000000"/>
-            </w:tcBorders>
-            <w:shd w:color="auto" w:fill="auto" w:val="clear"/>
-            <w:vAlign w:val="center"/>
-          </w:tcPr>
-          <w:p>
-            <w:pPr>
-              <w:pStyle w:val="Style35"/>
-              <w:spacing w:before="120" w:after="0"/>
-              <w:rPr>
-                <w:lang w:val="en-US"/>
-              </w:rPr>
-            </w:pPr>
-            <w:r>
-              <w:rPr>
-                <w:lang w:val="en-US"/>
-              </w:rPr>
-              <w:t>1</w:t>
-            </w:r>
-          </w:p>
-        </w:tc>
-        <w:tc>
-          <w:tcPr>
-            <w:tcW w:w="369" w:type="dxa"/>
-            <w:tcBorders>
-              <w:top w:val="single" w:sz="4" w:space="0" w:color="000000"/>
-              <w:start w:val="single" w:sz="4" w:space="0" w:color="000000"/>
-              <w:bottom w:val="single" w:sz="4" w:space="0" w:color="000000"/>
-              <w:end w:val="single" w:sz="4" w:space="0" w:color="000000"/>
-            </w:tcBorders>
-            <w:shd w:color="auto" w:fill="auto" w:val="clear"/>
-            <w:vAlign w:val="center"/>
-          </w:tcPr>
-          <w:p>
-            <w:pPr>
-              <w:pStyle w:val="Style35"/>
-              <w:spacing w:before="120" w:after="0"/>
-              <w:rPr>
-                <w:lang w:val="en-US"/>
-              </w:rPr>
-            </w:pPr>
-            <w:r>
-              <w:rPr>
-                <w:lang w:val="en-US"/>
-              </w:rPr>
-              <w:t>2</w:t>
-            </w:r>
-          </w:p>
-        </w:tc>
-        <w:tc>
-          <w:tcPr>
-            <w:tcW w:w="372" w:type="dxa"/>
-            <w:tcBorders>
-              <w:top w:val="single" w:sz="4" w:space="0" w:color="000000"/>
-              <w:start w:val="single" w:sz="4" w:space="0" w:color="000000"/>
-              <w:bottom w:val="single" w:sz="4" w:space="0" w:color="000000"/>
-              <w:end w:val="single" w:sz="4" w:space="0" w:color="000000"/>
-            </w:tcBorders>
-            <w:shd w:color="auto" w:fill="auto" w:val="clear"/>
-            <w:vAlign w:val="center"/>
-          </w:tcPr>
-          <w:p>
-            <w:pPr>
-              <w:pStyle w:val="Style35"/>
-              <w:spacing w:before="120" w:after="0"/>
-              <w:rPr>
-                <w:lang w:val="en-US"/>
-              </w:rPr>
-            </w:pPr>
-            <w:r>
-              <w:rPr>
-                <w:lang w:val="en-US"/>
-              </w:rPr>
-              <w:t>3</w:t>
-            </w:r>
-          </w:p>
-        </w:tc>
-        <w:tc>
-          <w:tcPr>
-            <w:tcW w:w="368" w:type="dxa"/>
-            <w:tcBorders>
-              <w:top w:val="single" w:sz="4" w:space="0" w:color="000000"/>
-              <w:start w:val="single" w:sz="4" w:space="0" w:color="000000"/>
-              <w:bottom w:val="single" w:sz="4" w:space="0" w:color="000000"/>
-              <w:end w:val="single" w:sz="4" w:space="0" w:color="000000"/>
-            </w:tcBorders>
-            <w:shd w:color="auto" w:fill="auto" w:val="clear"/>
-            <w:vAlign w:val="center"/>
-          </w:tcPr>
-          <w:p>
-            <w:pPr>
-              <w:pStyle w:val="Style35"/>
-              <w:spacing w:before="120" w:after="0"/>
-              <w:rPr>
-                <w:lang w:val="en-US"/>
-              </w:rPr>
-            </w:pPr>
-            <w:r>
-              <w:rPr>
-                <w:lang w:val="en-US"/>
-              </w:rPr>
-              <w:t>1</w:t>
-            </w:r>
-          </w:p>
-        </w:tc>
-        <w:tc>
-          <w:tcPr>
-            <w:tcW w:w="368" w:type="dxa"/>
-            <w:tcBorders>
-              <w:top w:val="single" w:sz="4" w:space="0" w:color="000000"/>
-              <w:start w:val="single" w:sz="4" w:space="0" w:color="000000"/>
-              <w:bottom w:val="single" w:sz="4" w:space="0" w:color="000000"/>
-              <w:end w:val="single" w:sz="4" w:space="0" w:color="000000"/>
-            </w:tcBorders>
-            <w:shd w:color="auto" w:fill="auto" w:val="clear"/>
-            <w:vAlign w:val="center"/>
-          </w:tcPr>
-          <w:p>
-            <w:pPr>
-              <w:pStyle w:val="Style35"/>
-              <w:spacing w:before="120" w:after="0"/>
-              <w:rPr>
-                <w:lang w:val="en-US"/>
-              </w:rPr>
-            </w:pPr>
-            <w:r>
-              <w:rPr>
-                <w:lang w:val="en-US"/>
-              </w:rPr>
-              <w:t>2</w:t>
-            </w:r>
-          </w:p>
-        </w:tc>
-        <w:tc>
-          <w:tcPr>
-            <w:tcW w:w="367" w:type="dxa"/>
-            <w:tcBorders>
-              <w:top w:val="single" w:sz="4" w:space="0" w:color="000000"/>
-              <w:start w:val="single" w:sz="4" w:space="0" w:color="000000"/>
-              <w:bottom w:val="single" w:sz="4" w:space="0" w:color="000000"/>
-              <w:end w:val="single" w:sz="4" w:space="0" w:color="000000"/>
-            </w:tcBorders>
-            <w:shd w:color="auto" w:fill="auto" w:val="clear"/>
-            <w:vAlign w:val="center"/>
-          </w:tcPr>
-          <w:p>
-            <w:pPr>
-              <w:pStyle w:val="Style35"/>
-              <w:spacing w:before="120" w:after="0"/>
-              <w:rPr>
-                <w:lang w:val="en-US"/>
-              </w:rPr>
-            </w:pPr>
-            <w:r>
-              <w:rPr>
-                <w:lang w:val="en-US"/>
-              </w:rPr>
-              <w:t>3</w:t>
-            </w:r>
-          </w:p>
-        </w:tc>
-        <w:tc>
-          <w:tcPr>
-            <w:tcW w:w="368" w:type="dxa"/>
-            <w:tcBorders>
-              <w:top w:val="single" w:sz="4" w:space="0" w:color="000000"/>
-              <w:start w:val="single" w:sz="4" w:space="0" w:color="000000"/>
-              <w:bottom w:val="single" w:sz="4" w:space="0" w:color="000000"/>
-              <w:end w:val="single" w:sz="4" w:space="0" w:color="000000"/>
-            </w:tcBorders>
-            <w:shd w:color="auto" w:fill="auto" w:val="clear"/>
-            <w:vAlign w:val="center"/>
-          </w:tcPr>
-          <w:p>
-            <w:pPr>
-              <w:pStyle w:val="Style35"/>
-              <w:spacing w:before="120" w:after="0"/>
-              <w:rPr>
-                <w:lang w:val="en-US"/>
-              </w:rPr>
-            </w:pPr>
-            <w:r>
-              <w:rPr>
-                <w:lang w:val="en-US"/>
-              </w:rPr>
-              <w:t>1</w:t>
-            </w:r>
-          </w:p>
-        </w:tc>
-        <w:tc>
-          <w:tcPr>
-            <w:tcW w:w="370" w:type="dxa"/>
-            <w:tcBorders>
-              <w:top w:val="single" w:sz="4" w:space="0" w:color="000000"/>
-              <w:start w:val="single" w:sz="4" w:space="0" w:color="000000"/>
-              <w:bottom w:val="single" w:sz="4" w:space="0" w:color="000000"/>
-              <w:end w:val="single" w:sz="4" w:space="0" w:color="000000"/>
-            </w:tcBorders>
-            <w:shd w:color="auto" w:fill="auto" w:val="clear"/>
-            <w:vAlign w:val="center"/>
-          </w:tcPr>
-          <w:p>
-            <w:pPr>
-              <w:pStyle w:val="Style35"/>
-              <w:spacing w:before="120" w:after="0"/>
-              <w:rPr>
-                <w:lang w:val="en-US"/>
-              </w:rPr>
-            </w:pPr>
-            <w:r>
-              <w:rPr>
-                <w:lang w:val="en-US"/>
-              </w:rPr>
-              <w:t>2</w:t>
-            </w:r>
-          </w:p>
-        </w:tc>
-        <w:tc>
-          <w:tcPr>
-            <w:tcW w:w="369" w:type="dxa"/>
-            <w:tcBorders>
-              <w:top w:val="single" w:sz="4" w:space="0" w:color="000000"/>
-              <w:start w:val="single" w:sz="4" w:space="0" w:color="000000"/>
-              <w:bottom w:val="single" w:sz="4" w:space="0" w:color="000000"/>
-              <w:end w:val="single" w:sz="4" w:space="0" w:color="000000"/>
-            </w:tcBorders>
-            <w:shd w:color="auto" w:fill="auto" w:val="clear"/>
-            <w:vAlign w:val="center"/>
-          </w:tcPr>
-          <w:p>
-            <w:pPr>
-              <w:pStyle w:val="Style35"/>
-              <w:spacing w:before="120" w:after="0"/>
-              <w:rPr>
-                <w:lang w:val="en-US"/>
-              </w:rPr>
-            </w:pPr>
-            <w:r>
-              <w:rPr>
-                <w:lang w:val="en-US"/>
-              </w:rPr>
-              <w:t>3</w:t>
-            </w:r>
-          </w:p>
-        </w:tc>
-        <w:tc>
-          <w:tcPr>
-            <w:tcW w:w="368" w:type="dxa"/>
-            <w:tcBorders>
-              <w:top w:val="single" w:sz="4" w:space="0" w:color="000000"/>
-              <w:start w:val="single" w:sz="4" w:space="0" w:color="000000"/>
-              <w:bottom w:val="single" w:sz="4" w:space="0" w:color="000000"/>
-              <w:end w:val="single" w:sz="4" w:space="0" w:color="000000"/>
-            </w:tcBorders>
-            <w:shd w:color="auto" w:fill="auto" w:val="clear"/>
-            <w:vAlign w:val="center"/>
-          </w:tcPr>
-          <w:p>
-            <w:pPr>
-              <w:pStyle w:val="Style35"/>
-              <w:spacing w:before="120" w:after="0"/>
-              <w:rPr>
-                <w:lang w:val="en-US"/>
-              </w:rPr>
-            </w:pPr>
-            <w:r>
-              <w:rPr>
-                <w:lang w:val="en-US"/>
-              </w:rPr>
-              <w:t>1</w:t>
-            </w:r>
-          </w:p>
-        </w:tc>
-        <w:tc>
-          <w:tcPr>
-            <w:tcW w:w="333" w:type="dxa"/>
-            <w:tcBorders>
-              <w:top w:val="single" w:sz="4" w:space="0" w:color="000000"/>
-              <w:start w:val="single" w:sz="4" w:space="0" w:color="000000"/>
-              <w:bottom w:val="single" w:sz="4" w:space="0" w:color="000000"/>
-              <w:end w:val="single" w:sz="4" w:space="0" w:color="000000"/>
-            </w:tcBorders>
-            <w:shd w:color="auto" w:fill="auto" w:val="clear"/>
-            <w:vAlign w:val="center"/>
-          </w:tcPr>
-          <w:p>
-            <w:pPr>
-              <w:pStyle w:val="Style35"/>
-              <w:spacing w:before="120" w:after="0"/>
-              <w:rPr>
-                <w:lang w:val="en-US"/>
-              </w:rPr>
-            </w:pPr>
-            <w:r>
-              <w:rPr>
-                <w:lang w:val="en-US"/>
-              </w:rPr>
-              <w:t>2</w:t>
-            </w:r>
-          </w:p>
-        </w:tc>
-        <w:tc>
-          <w:tcPr>
-            <w:tcW w:w="339" w:type="dxa"/>
+            <w:tcW w:w="340" w:type="dxa"/>
             <w:tcBorders>
               <w:top w:val="single" w:sz="4" w:space="0" w:color="000000"/>
               <w:start w:val="single" w:sz="4" w:space="0" w:color="000000"/>
@@ -11518,7 +11518,7 @@
               </w:rPr>
             </w:pPr>
             <w:r>
-              <w:t>[ПУСТО]</w:t>
+              <w:t>Нет данных</w:t>
             </w:r>
           </w:p>
         </w:tc>
@@ -11543,13 +11543,13 @@
               </w:rPr>
             </w:pPr>
             <w:r>
-              <w:t>[ПУСТО]</w:t>
-            </w:r>
-          </w:p>
-        </w:tc>
-        <w:tc>
-          <w:tcPr>
-            <w:tcW w:w="334" w:type="dxa"/>
+              <w:t>Нет данных</w:t>
+            </w:r>
+          </w:p>
+        </w:tc>
+        <w:tc>
+          <w:tcPr>
+            <w:tcW w:w="333" w:type="dxa"/>
             <w:tcBorders>
               <w:top w:val="single" w:sz="4" w:space="0" w:color="000000"/>
               <w:start w:val="single" w:sz="4" w:space="0" w:color="000000"/>
@@ -11568,13 +11568,13 @@
               </w:rPr>
             </w:pPr>
             <w:r>
-              <w:t>[ПУСТО]</w:t>
-            </w:r>
-          </w:p>
-        </w:tc>
-        <w:tc>
-          <w:tcPr>
-            <w:tcW w:w="338" w:type="dxa"/>
+              <w:t>1</w:t>
+            </w:r>
+          </w:p>
+        </w:tc>
+        <w:tc>
+          <w:tcPr>
+            <w:tcW w:w="339" w:type="dxa"/>
             <w:tcBorders>
               <w:top w:val="single" w:sz="4" w:space="0" w:color="000000"/>
               <w:start w:val="single" w:sz="4" w:space="0" w:color="000000"/>
@@ -11593,7 +11593,7 @@
               </w:rPr>
             </w:pPr>
             <w:r>
-              <w:t>1</w:t>
+              <w:t>4</w:t>
             </w:r>
           </w:p>
         </w:tc>
@@ -11618,7 +11618,7 @@
               </w:rPr>
             </w:pPr>
             <w:r>
-              <w:t>4</w:t>
+              <w:t>8</w:t>
             </w:r>
           </w:p>
         </w:tc>
@@ -11643,7 +11643,7 @@
               </w:rPr>
             </w:pPr>
             <w:r>
-              <w:t>8</w:t>
+              <w:t>11</w:t>
             </w:r>
           </w:p>
         </w:tc>
@@ -11668,7 +11668,7 @@
               </w:rPr>
             </w:pPr>
             <w:r>
-              <w:t>11</w:t>
+              <w:t>15</w:t>
             </w:r>
           </w:p>
         </w:tc>
@@ -11693,13 +11693,13 @@
               </w:rPr>
             </w:pPr>
             <w:r>
-              <w:t>15</w:t>
-            </w:r>
-          </w:p>
-        </w:tc>
-        <w:tc>
-          <w:tcPr>
-            <w:tcW w:w="365" w:type="dxa"/>
+              <w:t>18</w:t>
+            </w:r>
+          </w:p>
+        </w:tc>
+        <w:tc>
+          <w:tcPr>
+            <w:tcW w:w="364" w:type="dxa"/>
             <w:tcBorders>
               <w:top w:val="single" w:sz="4" w:space="0" w:color="000000"/>
               <w:start w:val="single" w:sz="4" w:space="0" w:color="000000"/>
@@ -11718,7 +11718,57 @@
               </w:rPr>
             </w:pPr>
             <w:r>
-              <w:t>18</w:t>
+              <w:t>19</w:t>
+            </w:r>
+          </w:p>
+        </w:tc>
+        <w:tc>
+          <w:tcPr>
+            <w:tcW w:w="370" w:type="dxa"/>
+            <w:tcBorders>
+              <w:top w:val="single" w:sz="4" w:space="0" w:color="000000"/>
+              <w:start w:val="single" w:sz="4" w:space="0" w:color="000000"/>
+              <w:bottom w:val="single" w:sz="4" w:space="0" w:color="000000"/>
+              <w:end w:val="single" w:sz="4" w:space="0" w:color="000000"/>
+            </w:tcBorders>
+            <w:shd w:color="auto" w:fill="auto" w:val="clear"/>
+            <w:vAlign w:val="center"/>
+          </w:tcPr>
+          <w:p>
+            <w:pPr>
+              <w:pStyle w:val="Style35"/>
+              <w:spacing w:before="120" w:after="0"/>
+              <w:rPr>
+                <w:sz w:val="16"/>
+              </w:rPr>
+            </w:pPr>
+            <w:r>
+              <w:t>21</w:t>
+            </w:r>
+          </w:p>
+        </w:tc>
+        <w:tc>
+          <w:tcPr>
+            <w:tcW w:w="371" w:type="dxa"/>
+            <w:tcBorders>
+              <w:top w:val="single" w:sz="4" w:space="0" w:color="000000"/>
+              <w:start w:val="single" w:sz="4" w:space="0" w:color="000000"/>
+              <w:bottom w:val="single" w:sz="4" w:space="0" w:color="000000"/>
+              <w:end w:val="single" w:sz="4" w:space="0" w:color="000000"/>
+            </w:tcBorders>
+            <w:shd w:color="auto" w:fill="auto" w:val="clear"/>
+            <w:vAlign w:val="center"/>
+          </w:tcPr>
+          <w:p>
+            <w:pPr>
+              <w:pStyle w:val="Style35"/>
+              <w:spacing w:before="120" w:after="0"/>
+              <w:rPr>
+                <w:sz w:val="16"/>
+              </w:rPr>
+            </w:pPr>
+            <w:r>
+              <w:t>22</w:t>
             </w:r>
           </w:p>
         </w:tc>
@@ -11743,7 +11793,232 @@
               </w:rPr>
             </w:pPr>
             <w:r>
-              <w:t>19</w:t>
+              <w:t>24</w:t>
+            </w:r>
+          </w:p>
+        </w:tc>
+        <w:tc>
+          <w:tcPr>
+            <w:tcW w:w="368" w:type="dxa"/>
+            <w:tcBorders>
+              <w:top w:val="single" w:sz="4" w:space="0" w:color="000000"/>
+              <w:start w:val="single" w:sz="4" w:space="0" w:color="000000"/>
+              <w:bottom w:val="single" w:sz="4" w:space="0" w:color="000000"/>
+              <w:end w:val="single" w:sz="4" w:space="0" w:color="000000"/>
+            </w:tcBorders>
+            <w:shd w:color="auto" w:fill="auto" w:val="clear"/>
+            <w:vAlign w:val="center"/>
+          </w:tcPr>
+          <w:p>
+            <w:pPr>
+              <w:pStyle w:val="Style35"/>
+              <w:spacing w:before="120" w:after="0"/>
+              <w:rPr>
+                <w:sz w:val="16"/>
+              </w:rPr>
+            </w:pPr>
+            <w:r>
+              <w:t>25</w:t>
+            </w:r>
+          </w:p>
+        </w:tc>
+        <w:tc>
+          <w:tcPr>
+            <w:tcW w:w="370" w:type="dxa"/>
+            <w:tcBorders>
+              <w:top w:val="single" w:sz="4" w:space="0" w:color="000000"/>
+              <w:start w:val="single" w:sz="4" w:space="0" w:color="000000"/>
+              <w:bottom w:val="single" w:sz="4" w:space="0" w:color="000000"/>
+              <w:end w:val="single" w:sz="4" w:space="0" w:color="000000"/>
+            </w:tcBorders>
+            <w:shd w:color="auto" w:fill="auto" w:val="clear"/>
+            <w:vAlign w:val="center"/>
+          </w:tcPr>
+          <w:p>
+            <w:pPr>
+              <w:pStyle w:val="Style35"/>
+              <w:spacing w:before="120" w:after="0"/>
+              <w:rPr>
+                <w:sz w:val="16"/>
+              </w:rPr>
+            </w:pPr>
+            <w:r>
+              <w:t>26</w:t>
+            </w:r>
+          </w:p>
+        </w:tc>
+        <w:tc>
+          <w:tcPr>
+            <w:tcW w:w="364" w:type="dxa"/>
+            <w:tcBorders>
+              <w:top w:val="single" w:sz="4" w:space="0" w:color="000000"/>
+              <w:start w:val="single" w:sz="4" w:space="0" w:color="000000"/>
+              <w:bottom w:val="single" w:sz="4" w:space="0" w:color="000000"/>
+              <w:end w:val="single" w:sz="4" w:space="0" w:color="000000"/>
+            </w:tcBorders>
+            <w:shd w:color="auto" w:fill="auto" w:val="clear"/>
+            <w:vAlign w:val="center"/>
+          </w:tcPr>
+          <w:p>
+            <w:pPr>
+              <w:pStyle w:val="Style35"/>
+              <w:spacing w:before="120" w:after="0"/>
+              <w:rPr>
+                <w:sz w:val="16"/>
+              </w:rPr>
+            </w:pPr>
+            <w:r>
+              <w:t>27</w:t>
+            </w:r>
+          </w:p>
+        </w:tc>
+        <w:tc>
+          <w:tcPr>
+            <w:tcW w:w="370" w:type="dxa"/>
+            <w:tcBorders>
+              <w:top w:val="single" w:sz="4" w:space="0" w:color="000000"/>
+              <w:start w:val="single" w:sz="4" w:space="0" w:color="000000"/>
+              <w:bottom w:val="single" w:sz="4" w:space="0" w:color="000000"/>
+              <w:end w:val="single" w:sz="4" w:space="0" w:color="000000"/>
+            </w:tcBorders>
+            <w:shd w:color="auto" w:fill="auto" w:val="clear"/>
+            <w:vAlign w:val="center"/>
+          </w:tcPr>
+          <w:p>
+            <w:pPr>
+              <w:pStyle w:val="Style35"/>
+              <w:spacing w:before="120" w:after="0"/>
+              <w:rPr>
+                <w:sz w:val="16"/>
+              </w:rPr>
+            </w:pPr>
+            <w:r>
+              <w:t>28</w:t>
+            </w:r>
+          </w:p>
+        </w:tc>
+        <w:tc>
+          <w:tcPr>
+            <w:tcW w:w="372" w:type="dxa"/>
+            <w:tcBorders>
+              <w:top w:val="single" w:sz="4" w:space="0" w:color="000000"/>
+              <w:start w:val="single" w:sz="4" w:space="0" w:color="000000"/>
+              <w:bottom w:val="single" w:sz="4" w:space="0" w:color="000000"/>
+              <w:end w:val="single" w:sz="4" w:space="0" w:color="000000"/>
+            </w:tcBorders>
+            <w:shd w:color="auto" w:fill="auto" w:val="clear"/>
+            <w:vAlign w:val="center"/>
+          </w:tcPr>
+          <w:p>
+            <w:pPr>
+              <w:pStyle w:val="Style35"/>
+              <w:spacing w:before="120" w:after="0"/>
+              <w:rPr>
+                <w:sz w:val="16"/>
+              </w:rPr>
+            </w:pPr>
+            <w:r>
+              <w:t>29</w:t>
+            </w:r>
+          </w:p>
+        </w:tc>
+        <w:tc>
+          <w:tcPr>
+            <w:tcW w:w="368" w:type="dxa"/>
+            <w:tcBorders>
+              <w:top w:val="single" w:sz="4" w:space="0" w:color="000000"/>
+              <w:start w:val="single" w:sz="4" w:space="0" w:color="000000"/>
+              <w:bottom w:val="single" w:sz="4" w:space="0" w:color="000000"/>
+              <w:end w:val="single" w:sz="4" w:space="0" w:color="000000"/>
+            </w:tcBorders>
+            <w:shd w:color="auto" w:fill="auto" w:val="clear"/>
+            <w:vAlign w:val="center"/>
+          </w:tcPr>
+          <w:p>
+            <w:pPr>
+              <w:pStyle w:val="Style35"/>
+              <w:spacing w:before="120" w:after="0"/>
+              <w:rPr>
+                <w:sz w:val="16"/>
+              </w:rPr>
+            </w:pPr>
+            <w:r>
+              <w:t>30</w:t>
+            </w:r>
+          </w:p>
+        </w:tc>
+        <w:tc>
+          <w:tcPr>
+            <w:tcW w:w="368" w:type="dxa"/>
+            <w:tcBorders>
+              <w:top w:val="single" w:sz="4" w:space="0" w:color="000000"/>
+              <w:start w:val="single" w:sz="4" w:space="0" w:color="000000"/>
+              <w:bottom w:val="single" w:sz="4" w:space="0" w:color="000000"/>
+              <w:end w:val="single" w:sz="4" w:space="0" w:color="000000"/>
+            </w:tcBorders>
+            <w:shd w:color="auto" w:fill="auto" w:val="clear"/>
+            <w:vAlign w:val="center"/>
+          </w:tcPr>
+          <w:p>
+            <w:pPr>
+              <w:pStyle w:val="Style35"/>
+              <w:spacing w:before="120" w:after="0"/>
+              <w:rPr>
+                <w:sz w:val="16"/>
+              </w:rPr>
+            </w:pPr>
+            <w:r>
+              <w:t>31</w:t>
+            </w:r>
+          </w:p>
+        </w:tc>
+        <w:tc>
+          <w:tcPr>
+            <w:tcW w:w="366" w:type="dxa"/>
+            <w:tcBorders>
+              <w:top w:val="single" w:sz="4" w:space="0" w:color="000000"/>
+              <w:start w:val="single" w:sz="4" w:space="0" w:color="000000"/>
+              <w:bottom w:val="single" w:sz="4" w:space="0" w:color="000000"/>
+              <w:end w:val="single" w:sz="4" w:space="0" w:color="000000"/>
+            </w:tcBorders>
+            <w:shd w:color="auto" w:fill="auto" w:val="clear"/>
+            <w:vAlign w:val="center"/>
+          </w:tcPr>
+          <w:p>
+            <w:pPr>
+              <w:pStyle w:val="Style35"/>
+              <w:spacing w:before="120" w:after="0"/>
+              <w:rPr>
+                <w:sz w:val="16"/>
+              </w:rPr>
+            </w:pPr>
+            <w:r>
+              <w:t>33</w:t>
+            </w:r>
+          </w:p>
+        </w:tc>
+        <w:tc>
+          <w:tcPr>
+            <w:tcW w:w="368" w:type="dxa"/>
+            <w:tcBorders>
+              <w:top w:val="single" w:sz="4" w:space="0" w:color="000000"/>
+              <w:start w:val="single" w:sz="4" w:space="0" w:color="000000"/>
+              <w:bottom w:val="single" w:sz="4" w:space="0" w:color="000000"/>
+              <w:end w:val="single" w:sz="4" w:space="0" w:color="000000"/>
+            </w:tcBorders>
+            <w:shd w:color="auto" w:fill="auto" w:val="clear"/>
+            <w:vAlign w:val="center"/>
+          </w:tcPr>
+          <w:p>
+            <w:pPr>
+              <w:pStyle w:val="Style35"/>
+              <w:spacing w:before="120" w:after="0"/>
+              <w:rPr>
+                <w:sz w:val="16"/>
+              </w:rPr>
+            </w:pPr>
+            <w:r>
+              <w:t>33</w:t>
             </w:r>
           </w:p>
         </w:tc>
@@ -11768,7 +12043,7 @@
               </w:rPr>
             </w:pPr>
             <w:r>
-              <w:t>21</w:t>
+              <w:t>30</w:t>
             </w:r>
           </w:p>
         </w:tc>
@@ -11793,7 +12068,7 @@
               </w:rPr>
             </w:pPr>
             <w:r>
-              <w:t>22</w:t>
+              <w:t>23</w:t>
             </w:r>
           </w:p>
         </w:tc>
@@ -11818,13 +12093,13 @@
               </w:rPr>
             </w:pPr>
             <w:r>
-              <w:t>24</w:t>
-            </w:r>
-          </w:p>
-        </w:tc>
-        <w:tc>
-          <w:tcPr>
-            <w:tcW w:w="370" w:type="dxa"/>
+              <w:t>16</w:t>
+            </w:r>
+          </w:p>
+        </w:tc>
+        <w:tc>
+          <w:tcPr>
+            <w:tcW w:w="332" w:type="dxa"/>
             <w:tcBorders>
               <w:top w:val="single" w:sz="4" w:space="0" w:color="000000"/>
               <w:start w:val="single" w:sz="4" w:space="0" w:color="000000"/>
@@ -11843,20 +12118,19 @@
               </w:rPr>
             </w:pPr>
             <w:r>
-              <w:t>25</w:t>
-            </w:r>
-          </w:p>
-        </w:tc>
-        <w:tc>
-          <w:tcPr>
-            <w:tcW w:w="365" w:type="dxa"/>
-            <w:tcBorders>
-              <w:top w:val="single" w:sz="4" w:space="0" w:color="000000"/>
-              <w:start w:val="single" w:sz="4" w:space="0" w:color="000000"/>
-              <w:bottom w:val="single" w:sz="4" w:space="0" w:color="000000"/>
-              <w:end w:val="single" w:sz="4" w:space="0" w:color="000000"/>
-            </w:tcBorders>
-            <w:shd w:color="auto" w:fill="auto" w:val="clear"/>
+              <w:t>10</w:t>
+            </w:r>
+          </w:p>
+        </w:tc>
+        <w:tc>
+          <w:tcPr>
+            <w:tcW w:w="340" w:type="dxa"/>
+            <w:tcBorders>
+              <w:top w:val="single" w:sz="4" w:space="0" w:color="000000"/>
+              <w:start w:val="single" w:sz="4" w:space="0" w:color="000000"/>
+              <w:bottom w:val="single" w:sz="4" w:space="0" w:color="000000"/>
+              <w:end w:val="single" w:sz="4" w:space="0" w:color="000000"/>
+            </w:tcBorders>
             <w:vAlign w:val="center"/>
           </w:tcPr>
           <w:p>
@@ -11868,281 +12142,7 @@
               </w:rPr>
             </w:pPr>
             <w:r>
-              <w:t>26</w:t>
-            </w:r>
-          </w:p>
-        </w:tc>
-        <w:tc>
-          <w:tcPr>
-            <w:tcW w:w="369" w:type="dxa"/>
-            <w:tcBorders>
-              <w:top w:val="single" w:sz="4" w:space="0" w:color="000000"/>
-              <w:start w:val="single" w:sz="4" w:space="0" w:color="000000"/>
-              <w:bottom w:val="single" w:sz="4" w:space="0" w:color="000000"/>
-              <w:end w:val="single" w:sz="4" w:space="0" w:color="000000"/>
-            </w:tcBorders>
-            <w:shd w:color="auto" w:fill="auto" w:val="clear"/>
-            <w:vAlign w:val="center"/>
-          </w:tcPr>
-          <w:p>
-            <w:pPr>
-              <w:pStyle w:val="Style35"/>
-              <w:spacing w:before="120" w:after="0"/>
-              <w:rPr>
-                <w:sz w:val="16"/>
-              </w:rPr>
-            </w:pPr>
-            <w:r>
-              <w:t>27</w:t>
-            </w:r>
-          </w:p>
-        </w:tc>
-        <w:tc>
-          <w:tcPr>
-            <w:tcW w:w="372" w:type="dxa"/>
-            <w:tcBorders>
-              <w:top w:val="single" w:sz="4" w:space="0" w:color="000000"/>
-              <w:start w:val="single" w:sz="4" w:space="0" w:color="000000"/>
-              <w:bottom w:val="single" w:sz="4" w:space="0" w:color="000000"/>
-              <w:end w:val="single" w:sz="4" w:space="0" w:color="000000"/>
-            </w:tcBorders>
-            <w:shd w:color="auto" w:fill="auto" w:val="clear"/>
-            <w:vAlign w:val="center"/>
-          </w:tcPr>
-          <w:p>
-            <w:pPr>
-              <w:pStyle w:val="Style35"/>
-              <w:spacing w:before="120" w:after="0"/>
-              <w:rPr>
-                <w:sz w:val="16"/>
-              </w:rPr>
-            </w:pPr>
-            <w:r>
-              <w:t>28</w:t>
-            </w:r>
-          </w:p>
-        </w:tc>
-        <w:tc>
-          <w:tcPr>
-            <w:tcW w:w="368" w:type="dxa"/>
-            <w:tcBorders>
-              <w:top w:val="single" w:sz="4" w:space="0" w:color="000000"/>
-              <w:start w:val="single" w:sz="4" w:space="0" w:color="000000"/>
-              <w:bottom w:val="single" w:sz="4" w:space="0" w:color="000000"/>
-              <w:end w:val="single" w:sz="4" w:space="0" w:color="000000"/>
-            </w:tcBorders>
-            <w:shd w:color="auto" w:fill="auto" w:val="clear"/>
-            <w:vAlign w:val="center"/>
-          </w:tcPr>
-          <w:p>
-            <w:pPr>
-              <w:pStyle w:val="Style35"/>
-              <w:spacing w:before="120" w:after="0"/>
-              <w:rPr>
-                <w:sz w:val="16"/>
-              </w:rPr>
-            </w:pPr>
-            <w:r>
-              <w:t>29</w:t>
-            </w:r>
-          </w:p>
-        </w:tc>
-        <w:tc>
-          <w:tcPr>
-            <w:tcW w:w="368" w:type="dxa"/>
-            <w:tcBorders>
-              <w:top w:val="single" w:sz="4" w:space="0" w:color="000000"/>
-              <w:start w:val="single" w:sz="4" w:space="0" w:color="000000"/>
-              <w:bottom w:val="single" w:sz="4" w:space="0" w:color="000000"/>
-              <w:end w:val="single" w:sz="4" w:space="0" w:color="000000"/>
-            </w:tcBorders>
-            <w:shd w:color="auto" w:fill="auto" w:val="clear"/>
-            <w:vAlign w:val="center"/>
-          </w:tcPr>
-          <w:p>
-            <w:pPr>
-              <w:pStyle w:val="Style35"/>
-              <w:spacing w:before="120" w:after="0"/>
-              <w:rPr>
-                <w:sz w:val="16"/>
-              </w:rPr>
-            </w:pPr>
-            <w:r>
-              <w:t>30</w:t>
-            </w:r>
-          </w:p>
-        </w:tc>
-        <w:tc>
-          <w:tcPr>
-            <w:tcW w:w="367" w:type="dxa"/>
-            <w:tcBorders>
-              <w:top w:val="single" w:sz="4" w:space="0" w:color="000000"/>
-              <w:start w:val="single" w:sz="4" w:space="0" w:color="000000"/>
-              <w:bottom w:val="single" w:sz="4" w:space="0" w:color="000000"/>
-              <w:end w:val="single" w:sz="4" w:space="0" w:color="000000"/>
-            </w:tcBorders>
-            <w:shd w:color="auto" w:fill="auto" w:val="clear"/>
-            <w:vAlign w:val="center"/>
-          </w:tcPr>
-          <w:p>
-            <w:pPr>
-              <w:pStyle w:val="Style35"/>
-              <w:spacing w:before="120" w:after="0"/>
-              <w:rPr>
-                <w:sz w:val="16"/>
-              </w:rPr>
-            </w:pPr>
-            <w:r>
-              <w:t>31</w:t>
-            </w:r>
-          </w:p>
-        </w:tc>
-        <w:tc>
-          <w:tcPr>
-            <w:tcW w:w="368" w:type="dxa"/>
-            <w:tcBorders>
-              <w:top w:val="single" w:sz="4" w:space="0" w:color="000000"/>
-              <w:start w:val="single" w:sz="4" w:space="0" w:color="000000"/>
-              <w:bottom w:val="single" w:sz="4" w:space="0" w:color="000000"/>
-              <w:end w:val="single" w:sz="4" w:space="0" w:color="000000"/>
-            </w:tcBorders>
-            <w:shd w:color="auto" w:fill="auto" w:val="clear"/>
-            <w:vAlign w:val="center"/>
-          </w:tcPr>
-          <w:p>
-            <w:pPr>
-              <w:pStyle w:val="Style35"/>
-              <w:spacing w:before="120" w:after="0"/>
-              <w:rPr>
-                <w:sz w:val="16"/>
-              </w:rPr>
-            </w:pPr>
-            <w:r>
-              <w:t>33</w:t>
-            </w:r>
-          </w:p>
-        </w:tc>
-        <w:tc>
-          <w:tcPr>
-            <w:tcW w:w="370" w:type="dxa"/>
-            <w:tcBorders>
-              <w:top w:val="single" w:sz="4" w:space="0" w:color="000000"/>
-              <w:start w:val="single" w:sz="4" w:space="0" w:color="000000"/>
-              <w:bottom w:val="single" w:sz="4" w:space="0" w:color="000000"/>
-              <w:end w:val="single" w:sz="4" w:space="0" w:color="000000"/>
-            </w:tcBorders>
-            <w:shd w:color="auto" w:fill="auto" w:val="clear"/>
-            <w:vAlign w:val="center"/>
-          </w:tcPr>
-          <w:p>
-            <w:pPr>
-              <w:pStyle w:val="Style35"/>
-              <w:spacing w:before="120" w:after="0"/>
-              <w:rPr>
-                <w:sz w:val="16"/>
-              </w:rPr>
-            </w:pPr>
-            <w:r>
-              <w:t>33</w:t>
-            </w:r>
-          </w:p>
-        </w:tc>
-        <w:tc>
-          <w:tcPr>
-            <w:tcW w:w="369" w:type="dxa"/>
-            <w:tcBorders>
-              <w:top w:val="single" w:sz="4" w:space="0" w:color="000000"/>
-              <w:start w:val="single" w:sz="4" w:space="0" w:color="000000"/>
-              <w:bottom w:val="single" w:sz="4" w:space="0" w:color="000000"/>
-              <w:end w:val="single" w:sz="4" w:space="0" w:color="000000"/>
-            </w:tcBorders>
-            <w:shd w:color="auto" w:fill="auto" w:val="clear"/>
-            <w:vAlign w:val="center"/>
-          </w:tcPr>
-          <w:p>
-            <w:pPr>
-              <w:pStyle w:val="Style35"/>
-              <w:spacing w:before="120" w:after="0"/>
-              <w:rPr>
-                <w:sz w:val="16"/>
-              </w:rPr>
-            </w:pPr>
-            <w:r>
-              <w:t>30</w:t>
-            </w:r>
-          </w:p>
-        </w:tc>
-        <w:tc>
-          <w:tcPr>
-            <w:tcW w:w="368" w:type="dxa"/>
-            <w:tcBorders>
-              <w:top w:val="single" w:sz="4" w:space="0" w:color="000000"/>
-              <w:start w:val="single" w:sz="4" w:space="0" w:color="000000"/>
-              <w:bottom w:val="single" w:sz="4" w:space="0" w:color="000000"/>
-              <w:end w:val="single" w:sz="4" w:space="0" w:color="000000"/>
-            </w:tcBorders>
-            <w:shd w:color="auto" w:fill="auto" w:val="clear"/>
-            <w:vAlign w:val="center"/>
-          </w:tcPr>
-          <w:p>
-            <w:pPr>
-              <w:pStyle w:val="Style35"/>
-              <w:spacing w:before="120" w:after="0"/>
-              <w:rPr>
-                <w:sz w:val="16"/>
-              </w:rPr>
-            </w:pPr>
-            <w:r>
-              <w:t>23</w:t>
-            </w:r>
-          </w:p>
-        </w:tc>
-        <w:tc>
-          <w:tcPr>
-            <w:tcW w:w="333" w:type="dxa"/>
-            <w:tcBorders>
-              <w:top w:val="single" w:sz="4" w:space="0" w:color="000000"/>
-              <w:start w:val="single" w:sz="4" w:space="0" w:color="000000"/>
-              <w:bottom w:val="single" w:sz="4" w:space="0" w:color="000000"/>
-              <w:end w:val="single" w:sz="4" w:space="0" w:color="000000"/>
-            </w:tcBorders>
-            <w:shd w:color="auto" w:fill="auto" w:val="clear"/>
-            <w:vAlign w:val="center"/>
-          </w:tcPr>
-          <w:p>
-            <w:pPr>
-              <w:pStyle w:val="Style35"/>
-              <w:spacing w:before="120" w:after="0"/>
-              <w:rPr>
-                <w:sz w:val="16"/>
-              </w:rPr>
-            </w:pPr>
-            <w:r>
-              <w:t>16</w:t>
-            </w:r>
-          </w:p>
-        </w:tc>
-        <w:tc>
-          <w:tcPr>
-            <w:tcW w:w="339" w:type="dxa"/>
-            <w:tcBorders>
-              <w:top w:val="single" w:sz="4" w:space="0" w:color="000000"/>
-              <w:start w:val="single" w:sz="4" w:space="0" w:color="000000"/>
-              <w:bottom w:val="single" w:sz="4" w:space="0" w:color="000000"/>
-              <w:end w:val="single" w:sz="4" w:space="0" w:color="000000"/>
-            </w:tcBorders>
-            <w:vAlign w:val="center"/>
-          </w:tcPr>
-          <w:p>
-            <w:pPr>
-              <w:pStyle w:val="Style35"/>
-              <w:spacing w:before="120" w:after="0"/>
-              <w:rPr>
-                <w:sz w:val="16"/>
-              </w:rPr>
-            </w:pPr>
-            <w:r>
-              <w:t>10</w:t>
+              <w:t>Нет данных</w:t>
             </w:r>
           </w:p>
         </w:tc>
@@ -16269,18 +16269,18 @@
       <w:tblGrid>
         <w:gridCol w:w="2559"/>
         <w:gridCol w:w="559"/>
-        <w:gridCol w:w="564"/>
+        <w:gridCol w:w="563"/>
         <w:gridCol w:w="567"/>
-        <w:gridCol w:w="570"/>
-        <w:gridCol w:w="564"/>
+        <w:gridCol w:w="571"/>
+        <w:gridCol w:w="563"/>
         <w:gridCol w:w="567"/>
-        <w:gridCol w:w="493"/>
+        <w:gridCol w:w="494"/>
         <w:gridCol w:w="602"/>
-        <w:gridCol w:w="606"/>
-        <w:gridCol w:w="570"/>
-        <w:gridCol w:w="564"/>
+        <w:gridCol w:w="605"/>
+        <w:gridCol w:w="571"/>
+        <w:gridCol w:w="563"/>
         <w:gridCol w:w="709"/>
-        <w:gridCol w:w="637"/>
+        <w:gridCol w:w="638"/>
       </w:tblGrid>
       <w:tr>
         <w:trPr>
@@ -16336,7 +16336,7 @@
         </w:tc>
         <w:tc>
           <w:tcPr>
-            <w:tcW w:w="564" w:type="dxa"/>
+            <w:tcW w:w="563" w:type="dxa"/>
             <w:tcBorders>
               <w:top w:val="single" w:sz="6" w:space="0" w:color="000000"/>
               <w:start w:val="single" w:sz="6" w:space="0" w:color="000000"/>
@@ -16384,7 +16384,7 @@
         </w:tc>
         <w:tc>
           <w:tcPr>
-            <w:tcW w:w="570" w:type="dxa"/>
+            <w:tcW w:w="571" w:type="dxa"/>
             <w:tcBorders>
               <w:top w:val="single" w:sz="6" w:space="0" w:color="000000"/>
               <w:start w:val="single" w:sz="6" w:space="0" w:color="000000"/>
@@ -16408,7 +16408,7 @@
         </w:tc>
         <w:tc>
           <w:tcPr>
-            <w:tcW w:w="564" w:type="dxa"/>
+            <w:tcW w:w="563" w:type="dxa"/>
             <w:tcBorders>
               <w:top w:val="single" w:sz="6" w:space="0" w:color="000000"/>
               <w:start w:val="single" w:sz="6" w:space="0" w:color="000000"/>
@@ -16456,7 +16456,7 @@
         </w:tc>
         <w:tc>
           <w:tcPr>
-            <w:tcW w:w="493" w:type="dxa"/>
+            <w:tcW w:w="494" w:type="dxa"/>
             <w:tcBorders>
               <w:top w:val="single" w:sz="6" w:space="0" w:color="000000"/>
               <w:start w:val="single" w:sz="6" w:space="0" w:color="000000"/>
@@ -16504,7 +16504,7 @@
         </w:tc>
         <w:tc>
           <w:tcPr>
-            <w:tcW w:w="606" w:type="dxa"/>
+            <w:tcW w:w="605" w:type="dxa"/>
             <w:tcBorders>
               <w:top w:val="single" w:sz="6" w:space="0" w:color="000000"/>
               <w:start w:val="single" w:sz="6" w:space="0" w:color="000000"/>
@@ -16528,7 +16528,7 @@
         </w:tc>
         <w:tc>
           <w:tcPr>
-            <w:tcW w:w="570" w:type="dxa"/>
+            <w:tcW w:w="571" w:type="dxa"/>
             <w:tcBorders>
               <w:top w:val="single" w:sz="6" w:space="0" w:color="000000"/>
               <w:start w:val="single" w:sz="6" w:space="0" w:color="000000"/>
@@ -16552,7 +16552,7 @@
         </w:tc>
         <w:tc>
           <w:tcPr>
-            <w:tcW w:w="564" w:type="dxa"/>
+            <w:tcW w:w="563" w:type="dxa"/>
             <w:tcBorders>
               <w:top w:val="single" w:sz="6" w:space="0" w:color="000000"/>
               <w:start w:val="single" w:sz="6" w:space="0" w:color="000000"/>
@@ -16600,7 +16600,7 @@
         </w:tc>
         <w:tc>
           <w:tcPr>
-            <w:tcW w:w="637" w:type="dxa"/>
+            <w:tcW w:w="638" w:type="dxa"/>
             <w:tcBorders>
               <w:top w:val="single" w:sz="6" w:space="0" w:color="000000"/>
               <w:start w:val="single" w:sz="6" w:space="0" w:color="000000"/>
@@ -16667,13 +16667,35 @@
               <w:rPr/>
             </w:pPr>
             <w:r>
+              <w:t>0,02</w:t>
+            </w:r>
+          </w:p>
+        </w:tc>
+        <w:tc>
+          <w:tcPr>
+            <w:tcW w:w="563" w:type="dxa"/>
+            <w:tcBorders>
+              <w:top w:val="single" w:sz="6" w:space="0" w:color="000000"/>
+              <w:start w:val="single" w:sz="6" w:space="0" w:color="000000"/>
+              <w:bottom w:val="single" w:sz="6" w:space="0" w:color="000000"/>
+              <w:end w:val="single" w:sz="6" w:space="0" w:color="000000"/>
+            </w:tcBorders>
+            <w:vAlign w:val="center"/>
+          </w:tcPr>
+          <w:p>
+            <w:pPr>
+              <w:pStyle w:val="Style35"/>
+              <w:spacing w:before="120" w:after="0"/>
+              <w:rPr/>
+            </w:pPr>
+            <w:r>
               <w:t>Нет данных</w:t>
             </w:r>
           </w:p>
         </w:tc>
         <w:tc>
           <w:tcPr>
-            <w:tcW w:w="564" w:type="dxa"/>
+            <w:tcW w:w="567" w:type="dxa"/>
             <w:tcBorders>
               <w:top w:val="single" w:sz="6" w:space="0" w:color="000000"/>
               <w:start w:val="single" w:sz="6" w:space="0" w:color="000000"/>
@@ -16695,6 +16717,50 @@
         </w:tc>
         <w:tc>
           <w:tcPr>
+            <w:tcW w:w="571" w:type="dxa"/>
+            <w:tcBorders>
+              <w:top w:val="single" w:sz="6" w:space="0" w:color="000000"/>
+              <w:start w:val="single" w:sz="6" w:space="0" w:color="000000"/>
+              <w:bottom w:val="single" w:sz="6" w:space="0" w:color="000000"/>
+              <w:end w:val="single" w:sz="6" w:space="0" w:color="000000"/>
+            </w:tcBorders>
+            <w:vAlign w:val="center"/>
+          </w:tcPr>
+          <w:p>
+            <w:pPr>
+              <w:pStyle w:val="Style35"/>
+              <w:spacing w:before="120" w:after="0"/>
+              <w:rPr/>
+            </w:pPr>
+            <w:r>
+              <w:t>1</w:t>
+            </w:r>
+          </w:p>
+        </w:tc>
+        <w:tc>
+          <w:tcPr>
+            <w:tcW w:w="563" w:type="dxa"/>
+            <w:tcBorders>
+              <w:top w:val="single" w:sz="6" w:space="0" w:color="000000"/>
+              <w:start w:val="single" w:sz="6" w:space="0" w:color="000000"/>
+              <w:bottom w:val="single" w:sz="6" w:space="0" w:color="000000"/>
+              <w:end w:val="single" w:sz="6" w:space="0" w:color="000000"/>
+            </w:tcBorders>
+            <w:vAlign w:val="center"/>
+          </w:tcPr>
+          <w:p>
+            <w:pPr>
+              <w:pStyle w:val="Style35"/>
+              <w:spacing w:before="120" w:after="0"/>
+              <w:rPr/>
+            </w:pPr>
+            <w:r>
+              <w:t>2</w:t>
+            </w:r>
+          </w:p>
+        </w:tc>
+        <w:tc>
+          <w:tcPr>
             <w:tcW w:w="567" w:type="dxa"/>
             <w:tcBorders>
               <w:top w:val="single" w:sz="6" w:space="0" w:color="000000"/>
@@ -16711,95 +16777,29 @@
               <w:rPr/>
             </w:pPr>
             <w:r>
-              <w:t>Нет данных</w:t>
-            </w:r>
-          </w:p>
-        </w:tc>
-        <w:tc>
-          <w:tcPr>
-            <w:tcW w:w="570" w:type="dxa"/>
-            <w:tcBorders>
-              <w:top w:val="single" w:sz="6" w:space="0" w:color="000000"/>
-              <w:start w:val="single" w:sz="6" w:space="0" w:color="000000"/>
-              <w:bottom w:val="single" w:sz="6" w:space="0" w:color="000000"/>
-              <w:end w:val="single" w:sz="6" w:space="0" w:color="000000"/>
-            </w:tcBorders>
-            <w:vAlign w:val="center"/>
-          </w:tcPr>
-          <w:p>
-            <w:pPr>
-              <w:pStyle w:val="Style35"/>
-              <w:spacing w:before="120" w:after="0"/>
-              <w:rPr/>
-            </w:pPr>
-            <w:r>
-              <w:t>Нет данных</w:t>
-            </w:r>
-          </w:p>
-        </w:tc>
-        <w:tc>
-          <w:tcPr>
-            <w:tcW w:w="564" w:type="dxa"/>
-            <w:tcBorders>
-              <w:top w:val="single" w:sz="6" w:space="0" w:color="000000"/>
-              <w:start w:val="single" w:sz="6" w:space="0" w:color="000000"/>
-              <w:bottom w:val="single" w:sz="6" w:space="0" w:color="000000"/>
-              <w:end w:val="single" w:sz="6" w:space="0" w:color="000000"/>
-            </w:tcBorders>
-            <w:vAlign w:val="center"/>
-          </w:tcPr>
-          <w:p>
-            <w:pPr>
-              <w:pStyle w:val="Style35"/>
-              <w:spacing w:before="120" w:after="0"/>
-              <w:rPr/>
-            </w:pPr>
-            <w:r>
-              <w:t>Нет данных</w:t>
-            </w:r>
-          </w:p>
-        </w:tc>
-        <w:tc>
-          <w:tcPr>
-            <w:tcW w:w="567" w:type="dxa"/>
-            <w:tcBorders>
-              <w:top w:val="single" w:sz="6" w:space="0" w:color="000000"/>
-              <w:start w:val="single" w:sz="6" w:space="0" w:color="000000"/>
-              <w:bottom w:val="single" w:sz="6" w:space="0" w:color="000000"/>
-              <w:end w:val="single" w:sz="6" w:space="0" w:color="000000"/>
-            </w:tcBorders>
-            <w:vAlign w:val="center"/>
-          </w:tcPr>
-          <w:p>
-            <w:pPr>
-              <w:pStyle w:val="Style35"/>
-              <w:spacing w:before="120" w:after="0"/>
-              <w:rPr/>
-            </w:pPr>
-            <w:r>
-              <w:t>Нет данных</w:t>
-            </w:r>
-          </w:p>
-        </w:tc>
-        <w:tc>
-          <w:tcPr>
-            <w:tcW w:w="493" w:type="dxa"/>
-            <w:tcBorders>
-              <w:top w:val="single" w:sz="6" w:space="0" w:color="000000"/>
-              <w:start w:val="single" w:sz="6" w:space="0" w:color="000000"/>
-              <w:bottom w:val="single" w:sz="6" w:space="0" w:color="000000"/>
-              <w:end w:val="single" w:sz="6" w:space="0" w:color="000000"/>
-            </w:tcBorders>
-            <w:vAlign w:val="center"/>
-          </w:tcPr>
-          <w:p>
-            <w:pPr>
-              <w:pStyle w:val="Style35"/>
-              <w:spacing w:before="120" w:after="0"/>
-              <w:rPr/>
-            </w:pPr>
-            <w:r>
-              <w:t>Нет данных</w:t>
+              <w:t>1</w:t>
+            </w:r>
+          </w:p>
+        </w:tc>
+        <w:tc>
+          <w:tcPr>
+            <w:tcW w:w="494" w:type="dxa"/>
+            <w:tcBorders>
+              <w:top w:val="single" w:sz="6" w:space="0" w:color="000000"/>
+              <w:start w:val="single" w:sz="6" w:space="0" w:color="000000"/>
+              <w:bottom w:val="single" w:sz="6" w:space="0" w:color="000000"/>
+              <w:end w:val="single" w:sz="6" w:space="0" w:color="000000"/>
+            </w:tcBorders>
+            <w:vAlign w:val="center"/>
+          </w:tcPr>
+          <w:p>
+            <w:pPr>
+              <w:pStyle w:val="Style35"/>
+              <w:spacing w:before="120" w:after="0"/>
+              <w:rPr/>
+            </w:pPr>
+            <w:r>
+              <w:t>0,8</w:t>
             </w:r>
           </w:p>
         </w:tc>
@@ -16821,73 +16821,73 @@
               <w:rPr/>
             </w:pPr>
             <w:r>
-              <w:t>Нет данных</w:t>
-            </w:r>
-          </w:p>
-        </w:tc>
-        <w:tc>
-          <w:tcPr>
-            <w:tcW w:w="606" w:type="dxa"/>
-            <w:tcBorders>
-              <w:top w:val="single" w:sz="6" w:space="0" w:color="000000"/>
-              <w:start w:val="single" w:sz="6" w:space="0" w:color="000000"/>
-              <w:bottom w:val="single" w:sz="6" w:space="0" w:color="000000"/>
-              <w:end w:val="single" w:sz="6" w:space="0" w:color="000000"/>
-            </w:tcBorders>
-            <w:vAlign w:val="center"/>
-          </w:tcPr>
-          <w:p>
-            <w:pPr>
-              <w:pStyle w:val="Style35"/>
-              <w:spacing w:before="120" w:after="0"/>
-              <w:rPr/>
-            </w:pPr>
-            <w:r>
-              <w:t>Нет данных</w:t>
-            </w:r>
-          </w:p>
-        </w:tc>
-        <w:tc>
-          <w:tcPr>
-            <w:tcW w:w="570" w:type="dxa"/>
-            <w:tcBorders>
-              <w:top w:val="single" w:sz="6" w:space="0" w:color="000000"/>
-              <w:start w:val="single" w:sz="6" w:space="0" w:color="000000"/>
-              <w:bottom w:val="single" w:sz="6" w:space="0" w:color="000000"/>
-              <w:end w:val="single" w:sz="6" w:space="0" w:color="000000"/>
-            </w:tcBorders>
-            <w:vAlign w:val="center"/>
-          </w:tcPr>
-          <w:p>
-            <w:pPr>
-              <w:pStyle w:val="Style35"/>
-              <w:spacing w:before="120" w:after="0"/>
-              <w:rPr/>
-            </w:pPr>
-            <w:r>
-              <w:t>Нет данных</w:t>
-            </w:r>
-          </w:p>
-        </w:tc>
-        <w:tc>
-          <w:tcPr>
-            <w:tcW w:w="564" w:type="dxa"/>
-            <w:tcBorders>
-              <w:top w:val="single" w:sz="6" w:space="0" w:color="000000"/>
-              <w:start w:val="single" w:sz="6" w:space="0" w:color="000000"/>
-              <w:bottom w:val="single" w:sz="6" w:space="0" w:color="000000"/>
-              <w:end w:val="single" w:sz="6" w:space="0" w:color="000000"/>
-            </w:tcBorders>
-            <w:vAlign w:val="center"/>
-          </w:tcPr>
-          <w:p>
-            <w:pPr>
-              <w:pStyle w:val="Style35"/>
-              <w:spacing w:before="120" w:after="0"/>
-              <w:rPr/>
-            </w:pPr>
-            <w:r>
-              <w:t>Нет данных</w:t>
+              <w:t>0,4</w:t>
+            </w:r>
+          </w:p>
+        </w:tc>
+        <w:tc>
+          <w:tcPr>
+            <w:tcW w:w="605" w:type="dxa"/>
+            <w:tcBorders>
+              <w:top w:val="single" w:sz="6" w:space="0" w:color="000000"/>
+              <w:start w:val="single" w:sz="6" w:space="0" w:color="000000"/>
+              <w:bottom w:val="single" w:sz="6" w:space="0" w:color="000000"/>
+              <w:end w:val="single" w:sz="6" w:space="0" w:color="000000"/>
+            </w:tcBorders>
+            <w:vAlign w:val="center"/>
+          </w:tcPr>
+          <w:p>
+            <w:pPr>
+              <w:pStyle w:val="Style35"/>
+              <w:spacing w:before="120" w:after="0"/>
+              <w:rPr/>
+            </w:pPr>
+            <w:r>
+              <w:t>0,5</w:t>
+            </w:r>
+          </w:p>
+        </w:tc>
+        <w:tc>
+          <w:tcPr>
+            <w:tcW w:w="571" w:type="dxa"/>
+            <w:tcBorders>
+              <w:top w:val="single" w:sz="6" w:space="0" w:color="000000"/>
+              <w:start w:val="single" w:sz="6" w:space="0" w:color="000000"/>
+              <w:bottom w:val="single" w:sz="6" w:space="0" w:color="000000"/>
+              <w:end w:val="single" w:sz="6" w:space="0" w:color="000000"/>
+            </w:tcBorders>
+            <w:vAlign w:val="center"/>
+          </w:tcPr>
+          <w:p>
+            <w:pPr>
+              <w:pStyle w:val="Style35"/>
+              <w:spacing w:before="120" w:after="0"/>
+              <w:rPr/>
+            </w:pPr>
+            <w:r>
+              <w:t>0,5</w:t>
+            </w:r>
+          </w:p>
+        </w:tc>
+        <w:tc>
+          <w:tcPr>
+            <w:tcW w:w="563" w:type="dxa"/>
+            <w:tcBorders>
+              <w:top w:val="single" w:sz="6" w:space="0" w:color="000000"/>
+              <w:start w:val="single" w:sz="6" w:space="0" w:color="000000"/>
+              <w:bottom w:val="single" w:sz="6" w:space="0" w:color="000000"/>
+              <w:end w:val="single" w:sz="6" w:space="0" w:color="000000"/>
+            </w:tcBorders>
+            <w:vAlign w:val="center"/>
+          </w:tcPr>
+          <w:p>
+            <w:pPr>
+              <w:pStyle w:val="Style35"/>
+              <w:spacing w:before="120" w:after="0"/>
+              <w:rPr/>
+            </w:pPr>
+            <w:r>
+              <w:t>0,8</w:t>
             </w:r>
           </w:p>
         </w:tc>
@@ -16909,29 +16909,29 @@
               <w:rPr/>
             </w:pPr>
             <w:r>
-              <w:t>Нет данных</w:t>
-            </w:r>
-          </w:p>
-        </w:tc>
-        <w:tc>
-          <w:tcPr>
-            <w:tcW w:w="637" w:type="dxa"/>
-            <w:tcBorders>
-              <w:top w:val="single" w:sz="6" w:space="0" w:color="000000"/>
-              <w:start w:val="single" w:sz="6" w:space="0" w:color="000000"/>
-              <w:bottom w:val="single" w:sz="6" w:space="0" w:color="000000"/>
-              <w:end w:val="single" w:sz="6" w:space="0" w:color="000000"/>
-            </w:tcBorders>
-            <w:vAlign w:val="center"/>
-          </w:tcPr>
-          <w:p>
-            <w:pPr>
-              <w:pStyle w:val="Style35"/>
-              <w:spacing w:before="120" w:after="0"/>
-              <w:rPr/>
-            </w:pPr>
-            <w:r>
-              <w:t>Нет данных</w:t>
+              <w:t>0,2</w:t>
+            </w:r>
+          </w:p>
+        </w:tc>
+        <w:tc>
+          <w:tcPr>
+            <w:tcW w:w="638" w:type="dxa"/>
+            <w:tcBorders>
+              <w:top w:val="single" w:sz="6" w:space="0" w:color="000000"/>
+              <w:start w:val="single" w:sz="6" w:space="0" w:color="000000"/>
+              <w:bottom w:val="single" w:sz="6" w:space="0" w:color="000000"/>
+              <w:end w:val="single" w:sz="6" w:space="0" w:color="000000"/>
+            </w:tcBorders>
+            <w:vAlign w:val="center"/>
+          </w:tcPr>
+          <w:p>
+            <w:pPr>
+              <w:pStyle w:val="Style35"/>
+              <w:spacing w:before="120" w:after="0"/>
+              <w:rPr/>
+            </w:pPr>
+            <w:r>
+              <w:t>7</w:t>
             </w:r>
           </w:p>
         </w:tc>
@@ -16988,7 +16988,7 @@
         </w:tc>
         <w:tc>
           <w:tcPr>
-            <w:tcW w:w="564" w:type="dxa"/>
+            <w:tcW w:w="563" w:type="dxa"/>
             <w:tcBorders>
               <w:top w:val="single" w:sz="6" w:space="0" w:color="000000"/>
               <w:start w:val="single" w:sz="6" w:space="0" w:color="000000"/>
@@ -17026,227 +17026,227 @@
               <w:rPr/>
             </w:pPr>
             <w:r>
+              <w:t>0,3</w:t>
+            </w:r>
+          </w:p>
+        </w:tc>
+        <w:tc>
+          <w:tcPr>
+            <w:tcW w:w="571" w:type="dxa"/>
+            <w:tcBorders>
+              <w:top w:val="single" w:sz="6" w:space="0" w:color="000000"/>
+              <w:start w:val="single" w:sz="6" w:space="0" w:color="000000"/>
+              <w:bottom w:val="single" w:sz="6" w:space="0" w:color="000000"/>
+              <w:end w:val="single" w:sz="6" w:space="0" w:color="000000"/>
+            </w:tcBorders>
+            <w:vAlign w:val="center"/>
+          </w:tcPr>
+          <w:p>
+            <w:pPr>
+              <w:pStyle w:val="Style35"/>
+              <w:spacing w:before="120" w:after="0"/>
+              <w:rPr/>
+            </w:pPr>
+            <w:r>
+              <w:t>5</w:t>
+            </w:r>
+          </w:p>
+        </w:tc>
+        <w:tc>
+          <w:tcPr>
+            <w:tcW w:w="563" w:type="dxa"/>
+            <w:tcBorders>
+              <w:top w:val="single" w:sz="6" w:space="0" w:color="000000"/>
+              <w:start w:val="single" w:sz="6" w:space="0" w:color="000000"/>
+              <w:bottom w:val="single" w:sz="6" w:space="0" w:color="000000"/>
+              <w:end w:val="single" w:sz="6" w:space="0" w:color="000000"/>
+            </w:tcBorders>
+            <w:vAlign w:val="center"/>
+          </w:tcPr>
+          <w:p>
+            <w:pPr>
+              <w:pStyle w:val="Style35"/>
+              <w:spacing w:before="120" w:after="0"/>
+              <w:rPr/>
+            </w:pPr>
+            <w:r>
+              <w:t>11</w:t>
+            </w:r>
+          </w:p>
+        </w:tc>
+        <w:tc>
+          <w:tcPr>
+            <w:tcW w:w="567" w:type="dxa"/>
+            <w:tcBorders>
+              <w:top w:val="single" w:sz="6" w:space="0" w:color="000000"/>
+              <w:start w:val="single" w:sz="6" w:space="0" w:color="000000"/>
+              <w:bottom w:val="single" w:sz="6" w:space="0" w:color="000000"/>
+              <w:end w:val="single" w:sz="6" w:space="0" w:color="000000"/>
+            </w:tcBorders>
+            <w:vAlign w:val="center"/>
+          </w:tcPr>
+          <w:p>
+            <w:pPr>
+              <w:pStyle w:val="Style35"/>
+              <w:spacing w:before="120" w:after="0"/>
+              <w:rPr/>
+            </w:pPr>
+            <w:r>
+              <w:t>10</w:t>
+            </w:r>
+          </w:p>
+        </w:tc>
+        <w:tc>
+          <w:tcPr>
+            <w:tcW w:w="494" w:type="dxa"/>
+            <w:tcBorders>
+              <w:top w:val="single" w:sz="6" w:space="0" w:color="000000"/>
+              <w:start w:val="single" w:sz="6" w:space="0" w:color="000000"/>
+              <w:bottom w:val="single" w:sz="6" w:space="0" w:color="000000"/>
+              <w:end w:val="single" w:sz="6" w:space="0" w:color="000000"/>
+            </w:tcBorders>
+            <w:vAlign w:val="center"/>
+          </w:tcPr>
+          <w:p>
+            <w:pPr>
+              <w:pStyle w:val="Style35"/>
+              <w:spacing w:before="120" w:after="0"/>
+              <w:rPr/>
+            </w:pPr>
+            <w:r>
+              <w:t>10</w:t>
+            </w:r>
+          </w:p>
+        </w:tc>
+        <w:tc>
+          <w:tcPr>
+            <w:tcW w:w="602" w:type="dxa"/>
+            <w:tcBorders>
+              <w:top w:val="single" w:sz="6" w:space="0" w:color="000000"/>
+              <w:start w:val="single" w:sz="6" w:space="0" w:color="000000"/>
+              <w:bottom w:val="single" w:sz="6" w:space="0" w:color="000000"/>
+              <w:end w:val="single" w:sz="6" w:space="0" w:color="000000"/>
+            </w:tcBorders>
+            <w:vAlign w:val="center"/>
+          </w:tcPr>
+          <w:p>
+            <w:pPr>
+              <w:pStyle w:val="Style35"/>
+              <w:spacing w:before="120" w:after="0"/>
+              <w:rPr/>
+            </w:pPr>
+            <w:r>
+              <w:t>7</w:t>
+            </w:r>
+          </w:p>
+        </w:tc>
+        <w:tc>
+          <w:tcPr>
+            <w:tcW w:w="605" w:type="dxa"/>
+            <w:tcBorders>
+              <w:top w:val="single" w:sz="6" w:space="0" w:color="000000"/>
+              <w:start w:val="single" w:sz="6" w:space="0" w:color="000000"/>
+              <w:bottom w:val="single" w:sz="6" w:space="0" w:color="000000"/>
+              <w:end w:val="single" w:sz="6" w:space="0" w:color="000000"/>
+            </w:tcBorders>
+            <w:vAlign w:val="center"/>
+          </w:tcPr>
+          <w:p>
+            <w:pPr>
+              <w:pStyle w:val="Style35"/>
+              <w:spacing w:before="120" w:after="0"/>
+              <w:rPr/>
+            </w:pPr>
+            <w:r>
+              <w:t>5</w:t>
+            </w:r>
+          </w:p>
+        </w:tc>
+        <w:tc>
+          <w:tcPr>
+            <w:tcW w:w="571" w:type="dxa"/>
+            <w:tcBorders>
+              <w:top w:val="single" w:sz="6" w:space="0" w:color="000000"/>
+              <w:start w:val="single" w:sz="6" w:space="0" w:color="000000"/>
+              <w:bottom w:val="single" w:sz="6" w:space="0" w:color="000000"/>
+              <w:end w:val="single" w:sz="6" w:space="0" w:color="000000"/>
+            </w:tcBorders>
+            <w:vAlign w:val="center"/>
+          </w:tcPr>
+          <w:p>
+            <w:pPr>
+              <w:pStyle w:val="Style35"/>
+              <w:spacing w:before="120" w:after="0"/>
+              <w:rPr/>
+            </w:pPr>
+            <w:r>
+              <w:t>4</w:t>
+            </w:r>
+          </w:p>
+        </w:tc>
+        <w:tc>
+          <w:tcPr>
+            <w:tcW w:w="563" w:type="dxa"/>
+            <w:tcBorders>
+              <w:top w:val="single" w:sz="6" w:space="0" w:color="000000"/>
+              <w:start w:val="single" w:sz="6" w:space="0" w:color="000000"/>
+              <w:bottom w:val="single" w:sz="6" w:space="0" w:color="000000"/>
+              <w:end w:val="single" w:sz="6" w:space="0" w:color="000000"/>
+            </w:tcBorders>
+            <w:vAlign w:val="center"/>
+          </w:tcPr>
+          <w:p>
+            <w:pPr>
+              <w:pStyle w:val="Style35"/>
+              <w:spacing w:before="120" w:after="0"/>
+              <w:rPr/>
+            </w:pPr>
+            <w:r>
+              <w:t>1</w:t>
+            </w:r>
+          </w:p>
+        </w:tc>
+        <w:tc>
+          <w:tcPr>
+            <w:tcW w:w="709" w:type="dxa"/>
+            <w:tcBorders>
+              <w:top w:val="single" w:sz="6" w:space="0" w:color="000000"/>
+              <w:start w:val="single" w:sz="6" w:space="0" w:color="000000"/>
+              <w:bottom w:val="single" w:sz="6" w:space="0" w:color="000000"/>
+              <w:end w:val="single" w:sz="6" w:space="0" w:color="000000"/>
+            </w:tcBorders>
+            <w:vAlign w:val="center"/>
+          </w:tcPr>
+          <w:p>
+            <w:pPr>
+              <w:pStyle w:val="Style35"/>
+              <w:spacing w:before="120" w:after="0"/>
+              <w:rPr/>
+            </w:pPr>
+            <w:r>
               <w:t>Нет данных</w:t>
             </w:r>
           </w:p>
         </w:tc>
         <w:tc>
           <w:tcPr>
-            <w:tcW w:w="570" w:type="dxa"/>
-            <w:tcBorders>
-              <w:top w:val="single" w:sz="6" w:space="0" w:color="000000"/>
-              <w:start w:val="single" w:sz="6" w:space="0" w:color="000000"/>
-              <w:bottom w:val="single" w:sz="6" w:space="0" w:color="000000"/>
-              <w:end w:val="single" w:sz="6" w:space="0" w:color="000000"/>
-            </w:tcBorders>
-            <w:vAlign w:val="center"/>
-          </w:tcPr>
-          <w:p>
-            <w:pPr>
-              <w:pStyle w:val="Style35"/>
-              <w:spacing w:before="120" w:after="0"/>
-              <w:rPr/>
-            </w:pPr>
-            <w:r>
-              <w:t>Нет данных</w:t>
-            </w:r>
-          </w:p>
-        </w:tc>
-        <w:tc>
-          <w:tcPr>
-            <w:tcW w:w="564" w:type="dxa"/>
-            <w:tcBorders>
-              <w:top w:val="single" w:sz="6" w:space="0" w:color="000000"/>
-              <w:start w:val="single" w:sz="6" w:space="0" w:color="000000"/>
-              <w:bottom w:val="single" w:sz="6" w:space="0" w:color="000000"/>
-              <w:end w:val="single" w:sz="6" w:space="0" w:color="000000"/>
-            </w:tcBorders>
-            <w:vAlign w:val="center"/>
-          </w:tcPr>
-          <w:p>
-            <w:pPr>
-              <w:pStyle w:val="Style35"/>
-              <w:spacing w:before="120" w:after="0"/>
-              <w:rPr/>
-            </w:pPr>
-            <w:r>
-              <w:t>Нет данных</w:t>
-            </w:r>
-          </w:p>
-        </w:tc>
-        <w:tc>
-          <w:tcPr>
-            <w:tcW w:w="567" w:type="dxa"/>
-            <w:tcBorders>
-              <w:top w:val="single" w:sz="6" w:space="0" w:color="000000"/>
-              <w:start w:val="single" w:sz="6" w:space="0" w:color="000000"/>
-              <w:bottom w:val="single" w:sz="6" w:space="0" w:color="000000"/>
-              <w:end w:val="single" w:sz="6" w:space="0" w:color="000000"/>
-            </w:tcBorders>
-            <w:vAlign w:val="center"/>
-          </w:tcPr>
-          <w:p>
-            <w:pPr>
-              <w:pStyle w:val="Style35"/>
-              <w:spacing w:before="120" w:after="0"/>
-              <w:rPr/>
-            </w:pPr>
-            <w:r>
-              <w:t>Нет данных</w:t>
-            </w:r>
-          </w:p>
-        </w:tc>
-        <w:tc>
-          <w:tcPr>
-            <w:tcW w:w="493" w:type="dxa"/>
-            <w:tcBorders>
-              <w:top w:val="single" w:sz="6" w:space="0" w:color="000000"/>
-              <w:start w:val="single" w:sz="6" w:space="0" w:color="000000"/>
-              <w:bottom w:val="single" w:sz="6" w:space="0" w:color="000000"/>
-              <w:end w:val="single" w:sz="6" w:space="0" w:color="000000"/>
-            </w:tcBorders>
-            <w:vAlign w:val="center"/>
-          </w:tcPr>
-          <w:p>
-            <w:pPr>
-              <w:pStyle w:val="Style35"/>
-              <w:spacing w:before="120" w:after="0"/>
-              <w:rPr/>
-            </w:pPr>
-            <w:r>
-              <w:t>Нет данных</w:t>
-            </w:r>
-          </w:p>
-        </w:tc>
-        <w:tc>
-          <w:tcPr>
-            <w:tcW w:w="602" w:type="dxa"/>
-            <w:tcBorders>
-              <w:top w:val="single" w:sz="6" w:space="0" w:color="000000"/>
-              <w:start w:val="single" w:sz="6" w:space="0" w:color="000000"/>
-              <w:bottom w:val="single" w:sz="6" w:space="0" w:color="000000"/>
-              <w:end w:val="single" w:sz="6" w:space="0" w:color="000000"/>
-            </w:tcBorders>
-            <w:vAlign w:val="center"/>
-          </w:tcPr>
-          <w:p>
-            <w:pPr>
-              <w:pStyle w:val="Style35"/>
-              <w:spacing w:before="120" w:after="0"/>
-              <w:rPr/>
-            </w:pPr>
-            <w:r>
-              <w:t>Нет данных</w:t>
-            </w:r>
-          </w:p>
-        </w:tc>
-        <w:tc>
-          <w:tcPr>
-            <w:tcW w:w="606" w:type="dxa"/>
-            <w:tcBorders>
-              <w:top w:val="single" w:sz="6" w:space="0" w:color="000000"/>
-              <w:start w:val="single" w:sz="6" w:space="0" w:color="000000"/>
-              <w:bottom w:val="single" w:sz="6" w:space="0" w:color="000000"/>
-              <w:end w:val="single" w:sz="6" w:space="0" w:color="000000"/>
-            </w:tcBorders>
-            <w:vAlign w:val="center"/>
-          </w:tcPr>
-          <w:p>
-            <w:pPr>
-              <w:pStyle w:val="Style35"/>
-              <w:spacing w:before="120" w:after="0"/>
-              <w:rPr/>
-            </w:pPr>
-            <w:r>
-              <w:t>Нет данных</w:t>
-            </w:r>
-          </w:p>
-        </w:tc>
-        <w:tc>
-          <w:tcPr>
-            <w:tcW w:w="570" w:type="dxa"/>
-            <w:tcBorders>
-              <w:top w:val="single" w:sz="6" w:space="0" w:color="000000"/>
-              <w:start w:val="single" w:sz="6" w:space="0" w:color="000000"/>
-              <w:bottom w:val="single" w:sz="6" w:space="0" w:color="000000"/>
-              <w:end w:val="single" w:sz="6" w:space="0" w:color="000000"/>
-            </w:tcBorders>
-            <w:vAlign w:val="center"/>
-          </w:tcPr>
-          <w:p>
-            <w:pPr>
-              <w:pStyle w:val="Style35"/>
-              <w:spacing w:before="120" w:after="0"/>
-              <w:rPr/>
-            </w:pPr>
-            <w:r>
-              <w:t>Нет данных</w:t>
-            </w:r>
-          </w:p>
-        </w:tc>
-        <w:tc>
-          <w:tcPr>
-            <w:tcW w:w="564" w:type="dxa"/>
-            <w:tcBorders>
-              <w:top w:val="single" w:sz="6" w:space="0" w:color="000000"/>
-              <w:start w:val="single" w:sz="6" w:space="0" w:color="000000"/>
-              <w:bottom w:val="single" w:sz="6" w:space="0" w:color="000000"/>
-              <w:end w:val="single" w:sz="6" w:space="0" w:color="000000"/>
-            </w:tcBorders>
-            <w:vAlign w:val="center"/>
-          </w:tcPr>
-          <w:p>
-            <w:pPr>
-              <w:pStyle w:val="Style35"/>
-              <w:spacing w:before="120" w:after="0"/>
-              <w:rPr/>
-            </w:pPr>
-            <w:r>
-              <w:t>Нет данных</w:t>
-            </w:r>
-          </w:p>
-        </w:tc>
-        <w:tc>
-          <w:tcPr>
-            <w:tcW w:w="709" w:type="dxa"/>
-            <w:tcBorders>
-              <w:top w:val="single" w:sz="6" w:space="0" w:color="000000"/>
-              <w:start w:val="single" w:sz="6" w:space="0" w:color="000000"/>
-              <w:bottom w:val="single" w:sz="6" w:space="0" w:color="000000"/>
-              <w:end w:val="single" w:sz="6" w:space="0" w:color="000000"/>
-            </w:tcBorders>
-            <w:vAlign w:val="center"/>
-          </w:tcPr>
-          <w:p>
-            <w:pPr>
-              <w:pStyle w:val="Style35"/>
-              <w:spacing w:before="120" w:after="0"/>
-              <w:rPr/>
-            </w:pPr>
-            <w:r>
-              <w:t>Нет данных</w:t>
-            </w:r>
-          </w:p>
-        </w:tc>
-        <w:tc>
-          <w:tcPr>
-            <w:tcW w:w="637" w:type="dxa"/>
-            <w:tcBorders>
-              <w:top w:val="single" w:sz="6" w:space="0" w:color="000000"/>
-              <w:start w:val="single" w:sz="6" w:space="0" w:color="000000"/>
-              <w:bottom w:val="single" w:sz="6" w:space="0" w:color="000000"/>
-              <w:end w:val="single" w:sz="6" w:space="0" w:color="000000"/>
-            </w:tcBorders>
-            <w:vAlign w:val="center"/>
-          </w:tcPr>
-          <w:p>
-            <w:pPr>
-              <w:pStyle w:val="Style35"/>
-              <w:spacing w:before="120" w:after="0"/>
-              <w:rPr/>
-            </w:pPr>
-            <w:r>
-              <w:t>Нет данных</w:t>
+            <w:tcW w:w="638" w:type="dxa"/>
+            <w:tcBorders>
+              <w:top w:val="single" w:sz="6" w:space="0" w:color="000000"/>
+              <w:start w:val="single" w:sz="6" w:space="0" w:color="000000"/>
+              <w:bottom w:val="single" w:sz="6" w:space="0" w:color="000000"/>
+              <w:end w:val="single" w:sz="6" w:space="0" w:color="000000"/>
+            </w:tcBorders>
+            <w:vAlign w:val="center"/>
+          </w:tcPr>
+          <w:p>
+            <w:pPr>
+              <w:pStyle w:val="Style35"/>
+              <w:spacing w:before="120" w:after="0"/>
+              <w:rPr/>
+            </w:pPr>
+            <w:r>
+              <w:t>53</w:t>
             </w:r>
           </w:p>
         </w:tc>
@@ -17393,7 +17393,7 @@
         <w:rPr/>
       </w:pPr>
       <w:r>
-        <w:t>по нормативным значениям максимальной температуры воздуха, °С (карта 5) – плюс 33,8 ˚С.</w:t>
+        <w:t>по нормативным значениям максимальной температуры воздуха, °С (карта 5) – плюс Нет данных ˚С.</w:t>
       </w:r>
     </w:p>
     <w:p>
@@ -17539,7 +17539,7 @@
         </w:r>
         <w:r>
           <w:rPr/>
-          <w:t>5</w:t>
+          <w:t>2</w:t>
         </w:r>
         <w:r>
           <w:rPr/>
@@ -17584,7 +17584,7 @@
         </w:r>
         <w:r>
           <w:rPr/>
-          <w:t>5</w:t>
+          <w:t>2</w:t>
         </w:r>
         <w:r>
           <w:rPr/>
